--- a/Backend_node/Portfolio_files/Kamal_Nath_Single_Page_Resume.docx
+++ b/Backend_node/Portfolio_files/Kamal_Nath_Single_Page_Resume.docx
@@ -102,7 +102,7 @@
           <w:b/>
           <w:lang w:val="en-US"/>
         </w:rPr>
-        <w:t xml:space="preserve">             </w:t>
+        <w:t xml:space="preserve">    </w:t>
       </w:r>
       <w:r>
         <w:rPr>
@@ -137,7 +137,40 @@
         <w:t xml:space="preserve"> </w:t>
       </w:r>
       <w:r>
-        <w:t>9787867648</w:t>
+        <w:rPr>
+          <w:rFonts w:hint="default" w:ascii="Times New Roman" w:hAnsi="Times New Roman" w:cs="Times New Roman"/>
+          <w:b w:val="0"/>
+          <w:bCs/>
+          <w:lang w:val="en-IN"/>
+        </w:rPr>
+        <w:t>+91</w:t>
+      </w:r>
+      <w:r>
+        <w:rPr>
+          <w:rFonts w:hint="default" w:ascii="Times New Roman" w:hAnsi="Times New Roman" w:cs="Times New Roman"/>
+          <w:b/>
+          <w:lang w:val="en-IN"/>
+        </w:rPr>
+        <w:t xml:space="preserve"> </w:t>
+      </w:r>
+      <w:r>
+        <w:rPr>
+          <w:rFonts w:hint="default" w:ascii="Times New Roman" w:hAnsi="Times New Roman" w:cs="Times New Roman"/>
+        </w:rPr>
+        <w:t>97878</w:t>
+      </w:r>
+      <w:r>
+        <w:rPr>
+          <w:rFonts w:hint="default" w:ascii="Times New Roman" w:hAnsi="Times New Roman" w:cs="Times New Roman"/>
+          <w:lang w:val="en-IN"/>
+        </w:rPr>
+        <w:t xml:space="preserve"> </w:t>
+      </w:r>
+      <w:r>
+        <w:rPr>
+          <w:rFonts w:hint="default" w:ascii="Times New Roman" w:hAnsi="Times New Roman" w:cs="Times New Roman"/>
+        </w:rPr>
+        <w:t>67648</w:t>
       </w:r>
       <w:r>
         <w:rPr>
@@ -177,34 +210,68 @@
         </w:rPr>
         <w:t xml:space="preserve"> </w:t>
       </w:r>
-      <w:r>
+      <w:bookmarkStart w:id="0" w:name="_GoBack"/>
+      <w:bookmarkEnd w:id="0"/>
+      <w:r>
+        <w:rPr>
+          <w:rFonts w:hint="default" w:cs="Calibri" w:asciiTheme="minorAscii" w:hAnsiTheme="minorAscii"/>
+          <w:b w:val="0"/>
+          <w:bCs/>
+          <w:lang w:val="en-IN"/>
+        </w:rPr>
         <w:fldChar w:fldCharType="begin"/>
       </w:r>
       <w:r>
-        <w:instrText xml:space="preserve"> HYPERLINK "file:///C:\\Users\\mohan\\AppData\\Local\\Microsoft\\Windows\\INetCache\\IE\\EOE0GUOZ\\kamalnath.v2022it@sece.ac.in" </w:instrText>
-      </w:r>
-      <w:r>
+        <w:rPr>
+          <w:rFonts w:hint="default" w:cs="Calibri" w:asciiTheme="minorAscii" w:hAnsiTheme="minorAscii"/>
+          <w:b w:val="0"/>
+          <w:bCs/>
+          <w:lang w:val="en-IN"/>
+        </w:rPr>
+        <w:instrText xml:space="preserve"> HYPERLINK "mailto:kamalnath.v2022it@sece.ac.in" </w:instrText>
+      </w:r>
+      <w:r>
+        <w:rPr>
+          <w:rFonts w:hint="default" w:cs="Calibri" w:asciiTheme="minorAscii" w:hAnsiTheme="minorAscii"/>
+          <w:b w:val="0"/>
+          <w:bCs/>
+          <w:lang w:val="en-IN"/>
+        </w:rPr>
         <w:fldChar w:fldCharType="separate"/>
       </w:r>
       <w:r>
         <w:rPr>
-          <w:rStyle w:val="4"/>
-          <w:lang w:val="en-US"/>
+          <w:rStyle w:val="7"/>
+          <w:rFonts w:hint="default" w:cs="Calibri" w:asciiTheme="minorAscii" w:hAnsiTheme="minorAscii"/>
+          <w:b w:val="0"/>
+          <w:bCs/>
+          <w:lang w:val="en-IN"/>
         </w:rPr>
         <w:t>kamalnath.v2022it@sece.ac.in</w:t>
       </w:r>
       <w:r>
         <w:rPr>
-          <w:rStyle w:val="4"/>
-          <w:lang w:val="en-US"/>
+          <w:rFonts w:hint="default" w:cs="Calibri" w:asciiTheme="minorAscii" w:hAnsiTheme="minorAscii"/>
+          <w:b w:val="0"/>
+          <w:bCs/>
+          <w:lang w:val="en-IN"/>
         </w:rPr>
         <w:fldChar w:fldCharType="end"/>
       </w:r>
       <w:r>
         <w:rPr>
-          <w:lang w:val="en-US"/>
-        </w:rPr>
-        <w:t xml:space="preserve">   | </w:t>
+          <w:rFonts w:hint="default" w:asciiTheme="minorAscii" w:hAnsiTheme="minorAscii"/>
+          <w:b w:val="0"/>
+          <w:bCs/>
+          <w:lang w:val="en-US"/>
+        </w:rPr>
+        <w:t xml:space="preserve"> </w:t>
+      </w:r>
+      <w:r>
+        <w:rPr>
+          <w:lang w:val="en-US"/>
+        </w:rPr>
+        <w:t xml:space="preserve">  | </w:t>
       </w:r>
       <w:r>
         <w:fldChar w:fldCharType="begin"/>
@@ -1251,6 +1318,8 @@
       <w:r>
         <w:rPr>
           <w:rFonts w:ascii="Times New Roman" w:hAnsi="Times New Roman" w:cs="Times New Roman"/>
+          <w:b/>
+          <w:bCs/>
           <w:color w:val="0D0D0D"/>
           <w:u w:val="single"/>
           <w:shd w:val="clear" w:color="auto" w:fill="FFFFFF"/>
@@ -1312,6 +1381,8 @@
       <w:r>
         <w:rPr>
           <w:rFonts w:ascii="Times New Roman" w:hAnsi="Times New Roman" w:cs="Times New Roman"/>
+          <w:b/>
+          <w:bCs/>
           <w:color w:val="0D0D0D"/>
           <w:u w:val="single"/>
         </w:rPr>
@@ -1319,6 +1390,8 @@
       </w:r>
       <w:r>
         <w:rPr>
+          <w:b/>
+          <w:bCs/>
           <w:color w:val="0D0D0D"/>
           <w:u w:val="single"/>
         </w:rPr>
@@ -1326,9 +1399,17 @@
       </w:r>
       <w:r>
         <w:rPr>
-          <w:color w:val="0D0D0D"/>
-        </w:rPr>
-        <w:t xml:space="preserve">                                                </w:t>
+          <w:b/>
+          <w:bCs/>
+          <w:color w:val="0D0D0D"/>
+        </w:rPr>
+        <w:t xml:space="preserve"> </w:t>
+      </w:r>
+      <w:r>
+        <w:rPr>
+          <w:color w:val="0D0D0D"/>
+        </w:rPr>
+        <w:t xml:space="preserve">                                               </w:t>
       </w:r>
       <w:r>
         <w:rPr>
@@ -1580,18 +1661,7 @@
           <w:shd w:val="clear" w:color="auto" w:fill="FFFFFF"/>
           <w:lang w:val="en-IN"/>
         </w:rPr>
-        <w:t xml:space="preserve"> </w:t>
-      </w:r>
-      <w:bookmarkStart w:id="0" w:name="_GoBack"/>
-      <w:bookmarkEnd w:id="0"/>
-      <w:r>
-        <w:rPr>
-          <w:rFonts w:hint="default" w:ascii="Times New Roman" w:hAnsi="Times New Roman" w:cs="Times New Roman"/>
-          <w:color w:val="0D0D0D"/>
-          <w:shd w:val="clear" w:color="auto" w:fill="FFFFFF"/>
-          <w:lang w:val="en-IN"/>
-        </w:rPr>
-        <w:t>Kotlin |</w:t>
+        <w:t xml:space="preserve"> Kotlin |</w:t>
       </w:r>
       <w:r>
         <w:rPr>

--- a/Backend_node/Portfolio_files/Kamal_Nath_Single_Page_Resume.docx
+++ b/Backend_node/Portfolio_files/Kamal_Nath_Single_Page_Resume.docx
@@ -210,8 +210,6 @@
         </w:rPr>
         <w:t xml:space="preserve"> </w:t>
       </w:r>
-      <w:bookmarkStart w:id="0" w:name="_GoBack"/>
-      <w:bookmarkEnd w:id="0"/>
       <w:r>
         <w:rPr>
           <w:rFonts w:hint="default" w:cs="Calibri" w:asciiTheme="minorAscii" w:hAnsiTheme="minorAscii"/>
@@ -411,33 +409,145 @@
     </w:p>
     <w:p>
       <w:pPr>
-        <w:rPr>
-          <w:rFonts w:ascii="Times New Roman" w:hAnsi="Times New Roman" w:cs="Times New Roman"/>
-          <w:b/>
-          <w:lang w:val="en-US"/>
-        </w:rPr>
-      </w:pPr>
-      <w:r>
-        <w:rPr>
-          <w:rFonts w:ascii="Times New Roman" w:hAnsi="Times New Roman" w:cs="Times New Roman"/>
-          <w:b/>
-          <w:lang w:val="en-US"/>
-        </w:rPr>
-        <w:t xml:space="preserve">B. Tech IT </w:t>
-      </w:r>
-      <w:r>
-        <w:rPr>
-          <w:rFonts w:ascii="Times New Roman" w:hAnsi="Times New Roman" w:cs="Times New Roman"/>
-          <w:b/>
-          <w:sz w:val="32"/>
-          <w:szCs w:val="32"/>
-          <w:lang w:val="en-US"/>
-        </w:rPr>
-        <w:t xml:space="preserve">- </w:t>
-      </w:r>
-      <w:r>
-        <w:rPr>
-          <w:rFonts w:ascii="Times New Roman" w:hAnsi="Times New Roman" w:cs="Times New Roman"/>
+        <w:keepNext w:val="0"/>
+        <w:keepLines w:val="0"/>
+        <w:pageBreakBefore w:val="0"/>
+        <w:widowControl/>
+        <w:kinsoku/>
+        <w:wordWrap/>
+        <w:overflowPunct/>
+        <w:topLinePunct w:val="0"/>
+        <w:autoSpaceDE/>
+        <w:autoSpaceDN/>
+        <w:bidi w:val="0"/>
+        <w:adjustRightInd/>
+        <w:snapToGrid/>
+        <w:spacing w:after="60" w:line="240" w:lineRule="auto"/>
+        <w:jc w:val="left"/>
+        <w:textAlignment w:val="auto"/>
+        <w:rPr>
+          <w:rFonts w:ascii="Times New Roman" w:hAnsi="Times New Roman" w:cs="Times New Roman"/>
+          <w:b/>
+          <w:sz w:val="22"/>
+          <w:szCs w:val="22"/>
+          <w:lang w:val="en-US"/>
+        </w:rPr>
+      </w:pPr>
+      <w:r>
+        <w:rPr>
+          <w:rFonts w:ascii="Times New Roman" w:hAnsi="Times New Roman" w:cs="Times New Roman"/>
+          <w:b/>
+          <w:sz w:val="22"/>
+          <w:szCs w:val="22"/>
+          <w:lang w:val="en-US"/>
+        </w:rPr>
+        <w:t>B</w:t>
+      </w:r>
+      <w:r>
+        <w:rPr>
+          <w:rFonts w:hint="default" w:ascii="Times New Roman" w:hAnsi="Times New Roman" w:cs="Times New Roman"/>
+          <w:b/>
+          <w:sz w:val="22"/>
+          <w:szCs w:val="22"/>
+          <w:lang w:val="en-IN"/>
+        </w:rPr>
+        <w:t>.</w:t>
+      </w:r>
+      <w:r>
+        <w:rPr>
+          <w:rFonts w:ascii="Times New Roman" w:hAnsi="Times New Roman" w:cs="Times New Roman"/>
+          <w:b/>
+          <w:sz w:val="22"/>
+          <w:szCs w:val="22"/>
+          <w:lang w:val="en-US"/>
+        </w:rPr>
+        <w:t>T</w:t>
+      </w:r>
+      <w:r>
+        <w:rPr>
+          <w:rFonts w:hint="default" w:ascii="Times New Roman" w:hAnsi="Times New Roman" w:cs="Times New Roman"/>
+          <w:b/>
+          <w:sz w:val="22"/>
+          <w:szCs w:val="22"/>
+          <w:lang w:val="en-IN"/>
+        </w:rPr>
+        <w:t>ECH</w:t>
+      </w:r>
+      <w:r>
+        <w:rPr>
+          <w:rFonts w:ascii="Times New Roman" w:hAnsi="Times New Roman" w:cs="Times New Roman"/>
+          <w:b/>
+          <w:sz w:val="22"/>
+          <w:szCs w:val="22"/>
+          <w:lang w:val="en-US"/>
+        </w:rPr>
+        <w:t xml:space="preserve"> </w:t>
+      </w:r>
+      <w:r>
+        <w:rPr>
+          <w:rFonts w:hint="default" w:ascii="Times New Roman" w:hAnsi="Times New Roman" w:cs="Times New Roman"/>
+          <w:b/>
+          <w:sz w:val="22"/>
+          <w:szCs w:val="22"/>
+          <w:lang w:val="en-IN"/>
+        </w:rPr>
+        <w:t>(</w:t>
+      </w:r>
+      <w:r>
+        <w:rPr>
+          <w:rFonts w:ascii="Times New Roman" w:hAnsi="Times New Roman" w:cs="Times New Roman"/>
+          <w:b/>
+          <w:sz w:val="22"/>
+          <w:szCs w:val="22"/>
+          <w:lang w:val="en-US"/>
+        </w:rPr>
+        <w:t>IT</w:t>
+      </w:r>
+      <w:r>
+        <w:rPr>
+          <w:rFonts w:hint="default" w:ascii="Times New Roman" w:hAnsi="Times New Roman" w:cs="Times New Roman"/>
+          <w:b/>
+          <w:sz w:val="22"/>
+          <w:szCs w:val="22"/>
+          <w:lang w:val="en-IN"/>
+        </w:rPr>
+        <w:t>)</w:t>
+      </w:r>
+      <w:r>
+        <w:rPr>
+          <w:rFonts w:ascii="Times New Roman" w:hAnsi="Times New Roman" w:cs="Times New Roman"/>
+          <w:b/>
+          <w:sz w:val="22"/>
+          <w:szCs w:val="22"/>
+          <w:lang w:val="en-US"/>
+        </w:rPr>
+        <w:t xml:space="preserve"> </w:t>
+      </w:r>
+      <w:r>
+        <w:rPr>
+          <w:rFonts w:hint="default" w:ascii="Times New Roman" w:hAnsi="Times New Roman" w:cs="Times New Roman"/>
+          <w:b/>
+          <w:sz w:val="22"/>
+          <w:szCs w:val="22"/>
+          <w:lang w:val="en-IN"/>
+        </w:rPr>
+        <w:t>-</w:t>
+      </w:r>
+      <w:r>
+        <w:rPr>
+          <w:rFonts w:ascii="Times New Roman" w:hAnsi="Times New Roman" w:cs="Times New Roman"/>
+          <w:b/>
+          <w:sz w:val="22"/>
+          <w:szCs w:val="22"/>
+          <w:lang w:val="en-US"/>
+        </w:rPr>
+        <w:t xml:space="preserve"> </w:t>
+      </w:r>
+      <w:r>
+        <w:rPr>
+          <w:rFonts w:ascii="Times New Roman" w:hAnsi="Times New Roman" w:cs="Times New Roman"/>
+          <w:sz w:val="22"/>
+          <w:szCs w:val="22"/>
           <w:lang w:val="en-US"/>
         </w:rPr>
         <w:t>Sri Eshwar College of Engineering |</w:t>
@@ -446,6 +556,8 @@
         <w:rPr>
           <w:rFonts w:ascii="Times New Roman" w:hAnsi="Times New Roman" w:cs="Times New Roman"/>
           <w:b/>
+          <w:sz w:val="22"/>
+          <w:szCs w:val="22"/>
           <w:lang w:val="en-US"/>
         </w:rPr>
         <w:t xml:space="preserve"> CGPA: 8.3 (</w:t>
@@ -454,6 +566,8 @@
         <w:rPr>
           <w:rFonts w:hint="default" w:ascii="Times New Roman" w:hAnsi="Times New Roman" w:cs="Times New Roman"/>
           <w:b/>
+          <w:sz w:val="22"/>
+          <w:szCs w:val="22"/>
           <w:lang w:val="en-IN"/>
         </w:rPr>
         <w:t>up to</w:t>
@@ -462,6 +576,8 @@
         <w:rPr>
           <w:rFonts w:ascii="Times New Roman" w:hAnsi="Times New Roman" w:cs="Times New Roman"/>
           <w:b/>
+          <w:sz w:val="22"/>
+          <w:szCs w:val="22"/>
           <w:lang w:val="en-US"/>
         </w:rPr>
         <w:t xml:space="preserve"> 2</w:t>
@@ -470,6 +586,8 @@
         <w:rPr>
           <w:rFonts w:ascii="Times New Roman" w:hAnsi="Times New Roman" w:cs="Times New Roman"/>
           <w:b/>
+          <w:sz w:val="22"/>
+          <w:szCs w:val="22"/>
           <w:vertAlign w:val="superscript"/>
           <w:lang w:val="en-US"/>
         </w:rPr>
@@ -479,6 +597,8 @@
         <w:rPr>
           <w:rFonts w:ascii="Times New Roman" w:hAnsi="Times New Roman" w:cs="Times New Roman"/>
           <w:b/>
+          <w:sz w:val="22"/>
+          <w:szCs w:val="22"/>
           <w:lang w:val="en-US"/>
         </w:rPr>
         <w:t xml:space="preserve"> sem)    </w:t>
@@ -487,6 +607,8 @@
         <w:rPr>
           <w:rFonts w:ascii="Times New Roman" w:hAnsi="Times New Roman" w:cs="Times New Roman"/>
           <w:b/>
+          <w:sz w:val="22"/>
+          <w:szCs w:val="22"/>
         </w:rPr>
         <w:t xml:space="preserve">   </w:t>
       </w:r>
@@ -494,6 +616,8 @@
         <w:rPr>
           <w:rFonts w:hint="default" w:ascii="Times New Roman" w:hAnsi="Times New Roman" w:cs="Times New Roman"/>
           <w:b/>
+          <w:sz w:val="22"/>
+          <w:szCs w:val="22"/>
           <w:lang w:val="en-IN"/>
         </w:rPr>
         <w:t xml:space="preserve">  </w:t>
@@ -502,13 +626,36 @@
         <w:rPr>
           <w:rFonts w:ascii="Times New Roman" w:hAnsi="Times New Roman" w:cs="Times New Roman"/>
           <w:b/>
-        </w:rPr>
-        <w:t xml:space="preserve">  </w:t>
-      </w:r>
-      <w:r>
-        <w:rPr>
-          <w:rFonts w:ascii="Times New Roman" w:hAnsi="Times New Roman" w:cs="Times New Roman"/>
-          <w:b/>
+          <w:sz w:val="22"/>
+          <w:szCs w:val="22"/>
+        </w:rPr>
+        <w:t xml:space="preserve"> </w:t>
+      </w:r>
+      <w:r>
+        <w:rPr>
+          <w:rFonts w:hint="default" w:ascii="Times New Roman" w:hAnsi="Times New Roman" w:cs="Times New Roman"/>
+          <w:b/>
+          <w:sz w:val="22"/>
+          <w:szCs w:val="22"/>
+          <w:lang w:val="en-IN"/>
+        </w:rPr>
+        <w:t xml:space="preserve">            </w:t>
+      </w:r>
+      <w:r>
+        <w:rPr>
+          <w:rFonts w:ascii="Times New Roman" w:hAnsi="Times New Roman" w:cs="Times New Roman"/>
+          <w:b/>
+          <w:sz w:val="22"/>
+          <w:szCs w:val="22"/>
+        </w:rPr>
+        <w:t xml:space="preserve"> </w:t>
+      </w:r>
+      <w:r>
+        <w:rPr>
+          <w:rFonts w:ascii="Times New Roman" w:hAnsi="Times New Roman" w:cs="Times New Roman"/>
+          <w:b/>
+          <w:sz w:val="22"/>
+          <w:szCs w:val="22"/>
           <w:lang w:val="en-US"/>
         </w:rPr>
         <w:t>2022-2026</w:t>
@@ -516,48 +663,132 @@
     </w:p>
     <w:p>
       <w:pPr>
+        <w:keepNext w:val="0"/>
+        <w:keepLines w:val="0"/>
+        <w:pageBreakBefore w:val="0"/>
+        <w:widowControl/>
         <w:tabs>
           <w:tab w:val="left" w:pos="10065"/>
         </w:tabs>
+        <w:kinsoku/>
+        <w:wordWrap/>
+        <w:overflowPunct/>
+        <w:topLinePunct w:val="0"/>
+        <w:autoSpaceDE/>
+        <w:autoSpaceDN/>
+        <w:bidi w:val="0"/>
+        <w:adjustRightInd/>
+        <w:snapToGrid/>
+        <w:spacing w:after="60" w:line="240" w:lineRule="auto"/>
         <w:ind w:right="-142"/>
-        <w:rPr>
-          <w:rFonts w:ascii="Times New Roman" w:hAnsi="Times New Roman" w:cs="Times New Roman"/>
-          <w:b/>
-          <w:lang w:val="en-US"/>
-        </w:rPr>
-      </w:pPr>
-      <w:r>
-        <w:rPr>
-          <w:rFonts w:ascii="Times New Roman" w:hAnsi="Times New Roman" w:cs="Times New Roman"/>
-          <w:b/>
+        <w:jc w:val="left"/>
+        <w:textAlignment w:val="auto"/>
+        <w:rPr>
+          <w:rFonts w:ascii="Times New Roman" w:hAnsi="Times New Roman" w:cs="Times New Roman"/>
+          <w:b/>
+          <w:sz w:val="22"/>
+          <w:szCs w:val="22"/>
+          <w:lang w:val="en-US"/>
+        </w:rPr>
+      </w:pPr>
+      <w:r>
+        <w:rPr>
+          <w:rFonts w:ascii="Times New Roman" w:hAnsi="Times New Roman" w:cs="Times New Roman"/>
+          <w:b/>
+          <w:sz w:val="22"/>
+          <w:szCs w:val="22"/>
           <w:lang w:val="en-US"/>
         </w:rPr>
         <w:t>HSC</w:t>
       </w:r>
       <w:r>
         <w:rPr>
-          <w:rFonts w:ascii="Times New Roman" w:hAnsi="Times New Roman" w:cs="Times New Roman"/>
-          <w:b/>
+          <w:rFonts w:hint="default" w:ascii="Times New Roman" w:hAnsi="Times New Roman" w:cs="Times New Roman"/>
+          <w:b/>
+          <w:sz w:val="22"/>
+          <w:szCs w:val="22"/>
+          <w:lang w:val="en-IN"/>
+        </w:rPr>
+        <w:t xml:space="preserve">  </w:t>
+      </w:r>
+      <w:r>
+        <w:rPr>
+          <w:rFonts w:ascii="Times New Roman" w:hAnsi="Times New Roman" w:cs="Times New Roman"/>
+          <w:b/>
+          <w:sz w:val="22"/>
+          <w:szCs w:val="22"/>
         </w:rPr>
         <w:t xml:space="preserve"> - </w:t>
       </w:r>
       <w:r>
         <w:rPr>
-          <w:rFonts w:ascii="Times New Roman" w:hAnsi="Times New Roman" w:cs="Times New Roman"/>
-          <w:bCs/>
+          <w:rFonts w:hint="default" w:ascii="Times New Roman" w:hAnsi="Times New Roman" w:cs="Times New Roman"/>
+          <w:b/>
+          <w:sz w:val="22"/>
+          <w:szCs w:val="22"/>
+          <w:lang w:val="en-IN"/>
+        </w:rPr>
+        <w:t xml:space="preserve">  </w:t>
+      </w:r>
+      <w:r>
+        <w:rPr>
+          <w:rFonts w:ascii="Times New Roman" w:hAnsi="Times New Roman" w:cs="Times New Roman"/>
+          <w:bCs/>
+          <w:sz w:val="22"/>
+          <w:szCs w:val="22"/>
         </w:rPr>
         <w:t>Vivek Vidyalaya</w:t>
       </w:r>
       <w:r>
         <w:rPr>
           <w:rFonts w:ascii="Times New Roman" w:hAnsi="Times New Roman" w:cs="Times New Roman"/>
-          <w:lang w:val="en-US"/>
-        </w:rPr>
-        <w:t xml:space="preserve"> Matric Higher Secondary school |</w:t>
-      </w:r>
-      <w:r>
-        <w:rPr>
-          <w:rFonts w:hint="default" w:ascii="Times New Roman" w:hAnsi="Times New Roman" w:cs="Times New Roman"/>
+          <w:sz w:val="22"/>
+          <w:szCs w:val="22"/>
+          <w:lang w:val="en-US"/>
+        </w:rPr>
+        <w:t xml:space="preserve"> Matric</w:t>
+      </w:r>
+      <w:r>
+        <w:rPr>
+          <w:rFonts w:hint="default" w:ascii="Times New Roman" w:hAnsi="Times New Roman" w:cs="Times New Roman"/>
+          <w:sz w:val="22"/>
+          <w:szCs w:val="22"/>
+          <w:lang w:val="en-IN"/>
+        </w:rPr>
+        <w:t>ulation</w:t>
+      </w:r>
+      <w:r>
+        <w:rPr>
+          <w:rFonts w:ascii="Times New Roman" w:hAnsi="Times New Roman" w:cs="Times New Roman"/>
+          <w:sz w:val="22"/>
+          <w:szCs w:val="22"/>
+          <w:lang w:val="en-US"/>
+        </w:rPr>
+        <w:t xml:space="preserve"> Higher Secondary </w:t>
+      </w:r>
+      <w:r>
+        <w:rPr>
+          <w:rFonts w:hint="default" w:ascii="Times New Roman" w:hAnsi="Times New Roman" w:cs="Times New Roman"/>
+          <w:sz w:val="22"/>
+          <w:szCs w:val="22"/>
+          <w:lang w:val="en-IN"/>
+        </w:rPr>
+        <w:t>S</w:t>
+      </w:r>
+      <w:r>
+        <w:rPr>
+          <w:rFonts w:ascii="Times New Roman" w:hAnsi="Times New Roman" w:cs="Times New Roman"/>
+          <w:sz w:val="22"/>
+          <w:szCs w:val="22"/>
+          <w:lang w:val="en-US"/>
+        </w:rPr>
+        <w:t>chool |</w:t>
+      </w:r>
+      <w:r>
+        <w:rPr>
+          <w:rFonts w:hint="default" w:ascii="Times New Roman" w:hAnsi="Times New Roman" w:cs="Times New Roman"/>
+          <w:sz w:val="22"/>
+          <w:szCs w:val="22"/>
           <w:lang w:val="en-IN"/>
         </w:rPr>
         <w:t xml:space="preserve"> </w:t>
@@ -567,6 +798,8 @@
           <w:rFonts w:ascii="Times New Roman" w:hAnsi="Times New Roman" w:cs="Times New Roman"/>
           <w:b/>
           <w:bCs/>
+          <w:sz w:val="22"/>
+          <w:szCs w:val="22"/>
           <w:lang w:val="en-US"/>
         </w:rPr>
         <w:t>91.</w:t>
@@ -576,6 +809,8 @@
           <w:rFonts w:ascii="Times New Roman" w:hAnsi="Times New Roman" w:cs="Times New Roman"/>
           <w:b/>
           <w:bCs/>
+          <w:sz w:val="22"/>
+          <w:szCs w:val="22"/>
         </w:rPr>
         <w:t>5</w:t>
       </w:r>
@@ -584,6 +819,8 @@
           <w:rFonts w:ascii="Times New Roman" w:hAnsi="Times New Roman" w:cs="Times New Roman"/>
           <w:b/>
           <w:bCs/>
+          <w:sz w:val="22"/>
+          <w:szCs w:val="22"/>
           <w:lang w:val="en-US"/>
         </w:rPr>
         <w:t>%</w:t>
@@ -591,26 +828,52 @@
       <w:r>
         <w:rPr>
           <w:rFonts w:ascii="Times New Roman" w:hAnsi="Times New Roman" w:cs="Times New Roman"/>
-          <w:lang w:val="en-US"/>
-        </w:rPr>
-        <w:t xml:space="preserve">                     </w:t>
-      </w:r>
-      <w:r>
-        <w:rPr>
-          <w:rFonts w:ascii="Times New Roman" w:hAnsi="Times New Roman" w:cs="Times New Roman"/>
+          <w:sz w:val="22"/>
+          <w:szCs w:val="22"/>
+          <w:lang w:val="en-US"/>
+        </w:rPr>
+        <w:t xml:space="preserve">                   </w:t>
+      </w:r>
+      <w:r>
+        <w:rPr>
+          <w:rFonts w:hint="default" w:ascii="Times New Roman" w:hAnsi="Times New Roman" w:cs="Times New Roman"/>
+          <w:sz w:val="22"/>
+          <w:szCs w:val="22"/>
+          <w:lang w:val="en-IN"/>
+        </w:rPr>
+        <w:t xml:space="preserve">     </w:t>
+      </w:r>
+      <w:r>
+        <w:rPr>
+          <w:rFonts w:ascii="Times New Roman" w:hAnsi="Times New Roman" w:cs="Times New Roman"/>
+          <w:sz w:val="22"/>
+          <w:szCs w:val="22"/>
+          <w:lang w:val="en-US"/>
         </w:rPr>
         <w:t xml:space="preserve">  </w:t>
       </w:r>
       <w:r>
         <w:rPr>
           <w:rFonts w:ascii="Times New Roman" w:hAnsi="Times New Roman" w:cs="Times New Roman"/>
-          <w:lang w:val="en-US"/>
-        </w:rPr>
-        <w:t xml:space="preserve">      </w:t>
-      </w:r>
-      <w:r>
-        <w:rPr>
-          <w:rFonts w:hint="default" w:ascii="Times New Roman" w:hAnsi="Times New Roman" w:cs="Times New Roman"/>
+          <w:sz w:val="22"/>
+          <w:szCs w:val="22"/>
+        </w:rPr>
+        <w:t xml:space="preserve">  </w:t>
+      </w:r>
+      <w:r>
+        <w:rPr>
+          <w:rFonts w:ascii="Times New Roman" w:hAnsi="Times New Roman" w:cs="Times New Roman"/>
+          <w:sz w:val="22"/>
+          <w:szCs w:val="22"/>
+          <w:lang w:val="en-US"/>
+        </w:rPr>
+        <w:t xml:space="preserve">  </w:t>
+      </w:r>
+      <w:r>
+        <w:rPr>
+          <w:rFonts w:hint="default" w:ascii="Times New Roman" w:hAnsi="Times New Roman" w:cs="Times New Roman"/>
+          <w:sz w:val="22"/>
+          <w:szCs w:val="22"/>
           <w:lang w:val="en-IN"/>
         </w:rPr>
         <w:t xml:space="preserve"> </w:t>
@@ -618,6 +881,8 @@
       <w:r>
         <w:rPr>
           <w:rFonts w:ascii="Times New Roman" w:hAnsi="Times New Roman" w:cs="Times New Roman"/>
+          <w:sz w:val="22"/>
+          <w:szCs w:val="22"/>
         </w:rPr>
         <w:t xml:space="preserve"> </w:t>
       </w:r>
@@ -625,51 +890,137 @@
         <w:rPr>
           <w:rFonts w:ascii="Times New Roman" w:hAnsi="Times New Roman" w:cs="Times New Roman"/>
           <w:b/>
+          <w:sz w:val="22"/>
+          <w:szCs w:val="22"/>
           <w:lang w:val="en-US"/>
         </w:rPr>
         <w:t>2021-2022</w:t>
       </w:r>
-      <w:r>
-        <w:rPr>
-          <w:rFonts w:ascii="Times New Roman" w:hAnsi="Times New Roman" w:cs="Times New Roman"/>
-          <w:lang w:val="en-US"/>
-        </w:rPr>
-        <w:t xml:space="preserve">                </w:t>
-      </w:r>
-    </w:p>
-    <w:p>
-      <w:pPr>
-        <w:rPr>
-          <w:rFonts w:ascii="Times New Roman" w:hAnsi="Times New Roman" w:cs="Times New Roman"/>
-          <w:lang w:val="en-US"/>
-        </w:rPr>
-      </w:pPr>
-      <w:r>
-        <w:rPr>
-          <w:rFonts w:ascii="Times New Roman" w:hAnsi="Times New Roman" w:cs="Times New Roman"/>
-          <w:b/>
+    </w:p>
+    <w:p>
+      <w:pPr>
+        <w:keepNext w:val="0"/>
+        <w:keepLines w:val="0"/>
+        <w:pageBreakBefore w:val="0"/>
+        <w:widowControl/>
+        <w:kinsoku/>
+        <w:wordWrap/>
+        <w:overflowPunct/>
+        <w:topLinePunct w:val="0"/>
+        <w:autoSpaceDE/>
+        <w:autoSpaceDN/>
+        <w:bidi w:val="0"/>
+        <w:adjustRightInd/>
+        <w:snapToGrid/>
+        <w:spacing w:after="160" w:line="240" w:lineRule="auto"/>
+        <w:jc w:val="left"/>
+        <w:textAlignment w:val="auto"/>
+        <w:rPr>
+          <w:rFonts w:ascii="Times New Roman" w:hAnsi="Times New Roman" w:cs="Times New Roman"/>
+          <w:b/>
+          <w:sz w:val="22"/>
+          <w:szCs w:val="22"/>
+          <w:lang w:val="en-US"/>
+        </w:rPr>
+      </w:pPr>
+      <w:r>
+        <w:rPr>
+          <w:rFonts w:ascii="Times New Roman" w:hAnsi="Times New Roman" w:cs="Times New Roman"/>
+          <w:b/>
+          <w:sz w:val="22"/>
+          <w:szCs w:val="22"/>
           <w:lang w:val="en-US"/>
         </w:rPr>
         <w:t xml:space="preserve">SSLC - </w:t>
       </w:r>
       <w:r>
         <w:rPr>
-          <w:rFonts w:ascii="Times New Roman" w:hAnsi="Times New Roman" w:cs="Times New Roman"/>
+          <w:rFonts w:hint="default" w:ascii="Times New Roman" w:hAnsi="Times New Roman" w:cs="Times New Roman"/>
+          <w:b/>
+          <w:sz w:val="22"/>
+          <w:szCs w:val="22"/>
+          <w:lang w:val="en-IN"/>
+        </w:rPr>
+        <w:t xml:space="preserve">  </w:t>
+      </w:r>
+      <w:r>
+        <w:rPr>
+          <w:rFonts w:ascii="Times New Roman" w:hAnsi="Times New Roman" w:cs="Times New Roman"/>
+          <w:sz w:val="22"/>
+          <w:szCs w:val="22"/>
         </w:rPr>
         <w:t>Vivek</w:t>
       </w:r>
       <w:r>
         <w:rPr>
           <w:rFonts w:ascii="Times New Roman" w:hAnsi="Times New Roman" w:cs="Times New Roman"/>
-          <w:lang w:val="en-US"/>
-        </w:rPr>
-        <w:t xml:space="preserve"> Vidyalaya Matric Hr Secondary school |</w:t>
-      </w:r>
-      <w:r>
-        <w:rPr>
-          <w:rFonts w:hint="default" w:ascii="Times New Roman" w:hAnsi="Times New Roman" w:cs="Times New Roman"/>
-          <w:b/>
-          <w:bCs/>
+          <w:sz w:val="22"/>
+          <w:szCs w:val="22"/>
+          <w:lang w:val="en-US"/>
+        </w:rPr>
+        <w:t xml:space="preserve"> Vidyalaya Matric</w:t>
+      </w:r>
+      <w:r>
+        <w:rPr>
+          <w:rFonts w:hint="default" w:ascii="Times New Roman" w:hAnsi="Times New Roman" w:cs="Times New Roman"/>
+          <w:sz w:val="22"/>
+          <w:szCs w:val="22"/>
+          <w:lang w:val="en-IN"/>
+        </w:rPr>
+        <w:t>ulation</w:t>
+      </w:r>
+      <w:r>
+        <w:rPr>
+          <w:rFonts w:ascii="Times New Roman" w:hAnsi="Times New Roman" w:cs="Times New Roman"/>
+          <w:sz w:val="22"/>
+          <w:szCs w:val="22"/>
+          <w:lang w:val="en-US"/>
+        </w:rPr>
+        <w:t xml:space="preserve"> H</w:t>
+      </w:r>
+      <w:r>
+        <w:rPr>
+          <w:rFonts w:hint="default" w:ascii="Times New Roman" w:hAnsi="Times New Roman" w:cs="Times New Roman"/>
+          <w:sz w:val="22"/>
+          <w:szCs w:val="22"/>
+          <w:lang w:val="en-IN"/>
+        </w:rPr>
+        <w:t>igher</w:t>
+      </w:r>
+      <w:r>
+        <w:rPr>
+          <w:rFonts w:ascii="Times New Roman" w:hAnsi="Times New Roman" w:cs="Times New Roman"/>
+          <w:sz w:val="22"/>
+          <w:szCs w:val="22"/>
+          <w:lang w:val="en-US"/>
+        </w:rPr>
+        <w:t xml:space="preserve"> Secondary </w:t>
+      </w:r>
+      <w:r>
+        <w:rPr>
+          <w:rFonts w:hint="default" w:ascii="Times New Roman" w:hAnsi="Times New Roman" w:cs="Times New Roman"/>
+          <w:sz w:val="22"/>
+          <w:szCs w:val="22"/>
+          <w:lang w:val="en-IN"/>
+        </w:rPr>
+        <w:t>S</w:t>
+      </w:r>
+      <w:r>
+        <w:rPr>
+          <w:rFonts w:ascii="Times New Roman" w:hAnsi="Times New Roman" w:cs="Times New Roman"/>
+          <w:sz w:val="22"/>
+          <w:szCs w:val="22"/>
+          <w:lang w:val="en-US"/>
+        </w:rPr>
+        <w:t>chool |</w:t>
+      </w:r>
+      <w:r>
+        <w:rPr>
+          <w:rFonts w:hint="default" w:ascii="Times New Roman" w:hAnsi="Times New Roman" w:cs="Times New Roman"/>
+          <w:b/>
+          <w:bCs/>
+          <w:sz w:val="22"/>
+          <w:szCs w:val="22"/>
           <w:lang w:val="en-IN"/>
         </w:rPr>
         <w:t xml:space="preserve"> </w:t>
@@ -679,6 +1030,8 @@
           <w:rFonts w:ascii="Times New Roman" w:hAnsi="Times New Roman" w:cs="Times New Roman"/>
           <w:b/>
           <w:bCs/>
+          <w:sz w:val="22"/>
+          <w:szCs w:val="22"/>
           <w:lang w:val="en-US"/>
         </w:rPr>
         <w:t>8</w:t>
@@ -688,6 +1041,8 @@
           <w:rFonts w:ascii="Times New Roman" w:hAnsi="Times New Roman" w:cs="Times New Roman"/>
           <w:b/>
           <w:bCs/>
+          <w:sz w:val="22"/>
+          <w:szCs w:val="22"/>
         </w:rPr>
         <w:t>8</w:t>
       </w:r>
@@ -696,6 +1051,8 @@
           <w:rFonts w:ascii="Times New Roman" w:hAnsi="Times New Roman" w:cs="Times New Roman"/>
           <w:b/>
           <w:bCs/>
+          <w:sz w:val="22"/>
+          <w:szCs w:val="22"/>
           <w:lang w:val="en-US"/>
         </w:rPr>
         <w:t>.</w:t>
@@ -705,6 +1062,8 @@
           <w:rFonts w:ascii="Times New Roman" w:hAnsi="Times New Roman" w:cs="Times New Roman"/>
           <w:b/>
           <w:bCs/>
+          <w:sz w:val="22"/>
+          <w:szCs w:val="22"/>
         </w:rPr>
         <w:t>6</w:t>
       </w:r>
@@ -713,6 +1072,8 @@
           <w:rFonts w:ascii="Times New Roman" w:hAnsi="Times New Roman" w:cs="Times New Roman"/>
           <w:b/>
           <w:bCs/>
+          <w:sz w:val="22"/>
+          <w:szCs w:val="22"/>
           <w:lang w:val="en-US"/>
         </w:rPr>
         <w:t xml:space="preserve"> % </w:t>
@@ -720,51 +1081,61 @@
       <w:r>
         <w:rPr>
           <w:rFonts w:ascii="Times New Roman" w:hAnsi="Times New Roman" w:cs="Times New Roman"/>
-          <w:lang w:val="en-US"/>
-        </w:rPr>
-        <w:t xml:space="preserve">                               </w:t>
-      </w:r>
-      <w:r>
-        <w:rPr>
-          <w:rFonts w:ascii="Times New Roman" w:hAnsi="Times New Roman" w:cs="Times New Roman"/>
+          <w:sz w:val="22"/>
+          <w:szCs w:val="22"/>
+          <w:lang w:val="en-US"/>
+        </w:rPr>
+        <w:t xml:space="preserve">                      </w:t>
+      </w:r>
+      <w:r>
+        <w:rPr>
+          <w:rFonts w:hint="default" w:ascii="Times New Roman" w:hAnsi="Times New Roman" w:cs="Times New Roman"/>
+          <w:sz w:val="22"/>
+          <w:szCs w:val="22"/>
+          <w:lang w:val="en-IN"/>
+        </w:rPr>
+        <w:t xml:space="preserve">       </w:t>
+      </w:r>
+      <w:r>
+        <w:rPr>
+          <w:rFonts w:ascii="Times New Roman" w:hAnsi="Times New Roman" w:cs="Times New Roman"/>
+          <w:sz w:val="22"/>
+          <w:szCs w:val="22"/>
+          <w:lang w:val="en-US"/>
         </w:rPr>
         <w:t xml:space="preserve"> </w:t>
       </w:r>
       <w:r>
         <w:rPr>
-          <w:rFonts w:hint="default" w:ascii="Times New Roman" w:hAnsi="Times New Roman" w:cs="Times New Roman"/>
-          <w:lang w:val="en-IN"/>
-        </w:rPr>
-        <w:t xml:space="preserve"> </w:t>
-      </w:r>
-      <w:r>
-        <w:rPr>
-          <w:rFonts w:ascii="Times New Roman" w:hAnsi="Times New Roman" w:cs="Times New Roman"/>
-          <w:lang w:val="en-US"/>
-        </w:rPr>
-        <w:t xml:space="preserve"> </w:t>
-      </w:r>
-      <w:r>
-        <w:rPr>
-          <w:rFonts w:ascii="Times New Roman" w:hAnsi="Times New Roman" w:cs="Times New Roman"/>
-          <w:b/>
+          <w:rFonts w:ascii="Times New Roman" w:hAnsi="Times New Roman" w:cs="Times New Roman"/>
+          <w:b/>
+          <w:sz w:val="22"/>
+          <w:szCs w:val="22"/>
           <w:lang w:val="en-US"/>
         </w:rPr>
         <w:t>2020-2021</w:t>
       </w:r>
-      <w:r>
-        <w:rPr>
-          <w:rFonts w:ascii="Times New Roman" w:hAnsi="Times New Roman" w:cs="Times New Roman"/>
-          <w:lang w:val="en-US"/>
-        </w:rPr>
-        <w:t xml:space="preserve">    </w:t>
-      </w:r>
-    </w:p>
-    <w:p>
-      <w:pPr>
+    </w:p>
+    <w:p>
+      <w:pPr>
+        <w:keepNext w:val="0"/>
+        <w:keepLines w:val="0"/>
+        <w:pageBreakBefore w:val="0"/>
+        <w:widowControl/>
         <w:pBdr>
           <w:bottom w:val="single" w:color="auto" w:sz="12" w:space="1"/>
         </w:pBdr>
+        <w:kinsoku/>
+        <w:wordWrap/>
+        <w:overflowPunct/>
+        <w:topLinePunct w:val="0"/>
+        <w:autoSpaceDE/>
+        <w:autoSpaceDN/>
+        <w:bidi w:val="0"/>
+        <w:adjustRightInd/>
+        <w:snapToGrid/>
+        <w:spacing w:after="160"/>
+        <w:textAlignment w:val="auto"/>
         <w:rPr>
           <w:rFonts w:hint="default" w:ascii="Times New Roman" w:hAnsi="Times New Roman" w:cs="Times New Roman"/>
           <w:b/>
@@ -810,7 +1181,47 @@
           <w:szCs w:val="28"/>
           <w:lang w:val="en-US"/>
         </w:rPr>
-        <w:t xml:space="preserve">Mern Stack-Better Tomorrow                                                      </w:t>
+        <w:t xml:space="preserve">Mern Stack-Better Tomorrow                                     </w:t>
+      </w:r>
+      <w:r>
+        <w:rPr>
+          <w:rFonts w:hint="default" w:ascii="Times New Roman" w:hAnsi="Times New Roman" w:cs="Times New Roman"/>
+          <w:b/>
+          <w:sz w:val="28"/>
+          <w:szCs w:val="28"/>
+          <w:lang w:val="en-IN"/>
+        </w:rPr>
+        <w:t xml:space="preserve">                  </w:t>
+      </w:r>
+      <w:r>
+        <w:rPr>
+          <w:rFonts w:ascii="Times New Roman" w:hAnsi="Times New Roman" w:cs="Times New Roman"/>
+          <w:b/>
+          <w:sz w:val="28"/>
+          <w:szCs w:val="28"/>
+          <w:lang w:val="en-US"/>
+        </w:rPr>
+        <w:t xml:space="preserve">    </w:t>
+      </w:r>
+      <w:r>
+        <w:rPr>
+          <w:rFonts w:hint="default" w:ascii="Times New Roman" w:hAnsi="Times New Roman" w:cs="Times New Roman"/>
+          <w:b/>
+          <w:sz w:val="28"/>
+          <w:szCs w:val="28"/>
+          <w:lang w:val="en-IN"/>
+        </w:rPr>
+        <w:t xml:space="preserve">    </w:t>
+      </w:r>
+      <w:r>
+        <w:rPr>
+          <w:rFonts w:ascii="Times New Roman" w:hAnsi="Times New Roman" w:cs="Times New Roman"/>
+          <w:b/>
+          <w:sz w:val="28"/>
+          <w:szCs w:val="28"/>
+          <w:lang w:val="en-US"/>
+        </w:rPr>
+        <w:t xml:space="preserve">    </w:t>
       </w:r>
       <w:r>
         <w:rPr>
@@ -907,7 +1318,21 @@
     </w:p>
     <w:p>
       <w:pPr>
-        <w:spacing w:after="0"/>
+        <w:keepNext w:val="0"/>
+        <w:keepLines w:val="0"/>
+        <w:pageBreakBefore w:val="0"/>
+        <w:widowControl/>
+        <w:kinsoku/>
+        <w:wordWrap/>
+        <w:overflowPunct/>
+        <w:topLinePunct w:val="0"/>
+        <w:autoSpaceDE/>
+        <w:autoSpaceDN/>
+        <w:bidi w:val="0"/>
+        <w:adjustRightInd/>
+        <w:snapToGrid/>
+        <w:spacing w:after="217" w:afterLines="60" w:line="240" w:lineRule="auto"/>
+        <w:textAlignment w:val="auto"/>
         <w:rPr>
           <w:rFonts w:ascii="Times New Roman" w:hAnsi="Times New Roman" w:cs="Times New Roman"/>
           <w:lang w:val="en-US"/>
@@ -923,9 +1348,24 @@
     </w:p>
     <w:p>
       <w:pPr>
+        <w:keepNext w:val="0"/>
+        <w:keepLines w:val="0"/>
+        <w:pageBreakBefore w:val="0"/>
+        <w:widowControl/>
         <w:pBdr>
           <w:bottom w:val="single" w:color="auto" w:sz="12" w:space="1"/>
         </w:pBdr>
+        <w:kinsoku/>
+        <w:wordWrap/>
+        <w:overflowPunct/>
+        <w:topLinePunct w:val="0"/>
+        <w:autoSpaceDE/>
+        <w:autoSpaceDN/>
+        <w:bidi w:val="0"/>
+        <w:adjustRightInd/>
+        <w:snapToGrid/>
+        <w:spacing w:after="217" w:afterLines="60" w:line="240" w:lineRule="auto"/>
+        <w:textAlignment w:val="auto"/>
         <w:rPr>
           <w:rFonts w:hint="default" w:ascii="Times New Roman" w:hAnsi="Times New Roman" w:cs="Times New Roman"/>
           <w:b/>
@@ -957,6 +1397,21 @@
     </w:p>
     <w:p>
       <w:pPr>
+        <w:keepNext w:val="0"/>
+        <w:keepLines w:val="0"/>
+        <w:pageBreakBefore w:val="0"/>
+        <w:widowControl/>
+        <w:kinsoku/>
+        <w:wordWrap/>
+        <w:overflowPunct/>
+        <w:topLinePunct w:val="0"/>
+        <w:autoSpaceDE/>
+        <w:autoSpaceDN/>
+        <w:bidi w:val="0"/>
+        <w:adjustRightInd/>
+        <w:snapToGrid/>
+        <w:spacing w:after="0" w:line="20" w:lineRule="atLeast"/>
+        <w:textAlignment w:val="auto"/>
         <w:rPr>
           <w:rFonts w:ascii="Times New Roman" w:hAnsi="Times New Roman" w:cs="Times New Roman"/>
           <w:b/>
@@ -978,6 +1433,38 @@
     </w:p>
     <w:p>
       <w:pPr>
+        <w:keepNext w:val="0"/>
+        <w:keepLines w:val="0"/>
+        <w:pageBreakBefore w:val="0"/>
+        <w:widowControl/>
+        <w:kinsoku/>
+        <w:wordWrap/>
+        <w:overflowPunct/>
+        <w:topLinePunct w:val="0"/>
+        <w:autoSpaceDE/>
+        <w:autoSpaceDN/>
+        <w:bidi w:val="0"/>
+        <w:adjustRightInd/>
+        <w:snapToGrid/>
+        <w:spacing w:after="0" w:line="20" w:lineRule="atLeast"/>
+        <w:textAlignment w:val="auto"/>
+        <w:rPr>
+          <w:rFonts w:ascii="Times New Roman" w:hAnsi="Times New Roman" w:cs="Times New Roman"/>
+          <w:bCs/>
+          <w:lang w:val="en-US"/>
+        </w:rPr>
+      </w:pPr>
+      <w:r>
+        <w:rPr>
+          <w:rFonts w:ascii="Times New Roman" w:hAnsi="Times New Roman" w:cs="Times New Roman"/>
+          <w:bCs/>
+          <w:lang w:val="en-US"/>
+        </w:rPr>
+        <w:t xml:space="preserve">A social media platform allowing users to connect, share posts, and interact with each other. Features include user </w:t>
+      </w:r>
+    </w:p>
+    <w:p>
+      <w:pPr>
         <w:spacing w:after="0"/>
         <w:rPr>
           <w:rFonts w:ascii="Times New Roman" w:hAnsi="Times New Roman" w:cs="Times New Roman"/>
@@ -991,30 +1478,26 @@
           <w:bCs/>
           <w:lang w:val="en-US"/>
         </w:rPr>
-        <w:t xml:space="preserve">A social media platform allowing users to connect, share posts, and interact with each other. Features include user </w:t>
-      </w:r>
-    </w:p>
-    <w:p>
-      <w:pPr>
-        <w:spacing w:after="0"/>
-        <w:rPr>
-          <w:rFonts w:ascii="Times New Roman" w:hAnsi="Times New Roman" w:cs="Times New Roman"/>
-          <w:bCs/>
-          <w:lang w:val="en-US"/>
-        </w:rPr>
-      </w:pPr>
-      <w:r>
-        <w:rPr>
-          <w:rFonts w:ascii="Times New Roman" w:hAnsi="Times New Roman" w:cs="Times New Roman"/>
-          <w:bCs/>
-          <w:lang w:val="en-US"/>
-        </w:rPr>
         <w:t>authentication, posting, commenting, liking, and following other users and built using the MERN stack.</w:t>
       </w:r>
     </w:p>
     <w:p>
       <w:pPr>
-        <w:spacing w:after="0"/>
+        <w:keepNext w:val="0"/>
+        <w:keepLines w:val="0"/>
+        <w:pageBreakBefore w:val="0"/>
+        <w:widowControl/>
+        <w:kinsoku/>
+        <w:wordWrap/>
+        <w:overflowPunct/>
+        <w:topLinePunct w:val="0"/>
+        <w:autoSpaceDE/>
+        <w:autoSpaceDN/>
+        <w:bidi w:val="0"/>
+        <w:adjustRightInd/>
+        <w:snapToGrid/>
+        <w:spacing w:after="0" w:line="20" w:lineRule="atLeast"/>
+        <w:textAlignment w:val="auto"/>
         <w:rPr>
           <w:rFonts w:ascii="Times New Roman" w:hAnsi="Times New Roman" w:cs="Times New Roman"/>
           <w:bCs/>
@@ -1040,16 +1523,45 @@
     </w:p>
     <w:p>
       <w:pPr>
-        <w:spacing w:after="0"/>
-        <w:rPr>
-          <w:rFonts w:ascii="Times New Roman" w:hAnsi="Times New Roman" w:cs="Times New Roman"/>
-          <w:bCs/>
-          <w:lang w:val="en-US"/>
-        </w:rPr>
-      </w:pPr>
-    </w:p>
-    <w:p>
-      <w:pPr>
+        <w:keepNext w:val="0"/>
+        <w:keepLines w:val="0"/>
+        <w:pageBreakBefore w:val="0"/>
+        <w:widowControl/>
+        <w:kinsoku/>
+        <w:wordWrap/>
+        <w:overflowPunct/>
+        <w:topLinePunct w:val="0"/>
+        <w:autoSpaceDE/>
+        <w:autoSpaceDN/>
+        <w:bidi w:val="0"/>
+        <w:adjustRightInd/>
+        <w:snapToGrid/>
+        <w:spacing w:after="0" w:line="20" w:lineRule="atLeast"/>
+        <w:textAlignment w:val="auto"/>
+        <w:rPr>
+          <w:rFonts w:ascii="Times New Roman" w:hAnsi="Times New Roman" w:cs="Times New Roman"/>
+          <w:bCs/>
+          <w:lang w:val="en-US"/>
+        </w:rPr>
+      </w:pPr>
+    </w:p>
+    <w:p>
+      <w:pPr>
+        <w:keepNext w:val="0"/>
+        <w:keepLines w:val="0"/>
+        <w:pageBreakBefore w:val="0"/>
+        <w:widowControl/>
+        <w:kinsoku/>
+        <w:wordWrap/>
+        <w:overflowPunct/>
+        <w:topLinePunct w:val="0"/>
+        <w:autoSpaceDE/>
+        <w:autoSpaceDN/>
+        <w:bidi w:val="0"/>
+        <w:adjustRightInd/>
+        <w:snapToGrid/>
+        <w:spacing w:after="0" w:line="20" w:lineRule="atLeast"/>
+        <w:textAlignment w:val="auto"/>
         <w:rPr>
           <w:rFonts w:ascii="Times New Roman" w:hAnsi="Times New Roman" w:cs="Times New Roman"/>
           <w:b/>
@@ -1071,6 +1583,38 @@
     </w:p>
     <w:p>
       <w:pPr>
+        <w:keepNext w:val="0"/>
+        <w:keepLines w:val="0"/>
+        <w:pageBreakBefore w:val="0"/>
+        <w:widowControl/>
+        <w:kinsoku/>
+        <w:wordWrap/>
+        <w:overflowPunct/>
+        <w:topLinePunct w:val="0"/>
+        <w:autoSpaceDE/>
+        <w:autoSpaceDN/>
+        <w:bidi w:val="0"/>
+        <w:adjustRightInd/>
+        <w:snapToGrid/>
+        <w:spacing w:after="0" w:line="260" w:lineRule="auto"/>
+        <w:textAlignment w:val="auto"/>
+        <w:rPr>
+          <w:rFonts w:ascii="Times New Roman" w:hAnsi="Times New Roman" w:cs="Times New Roman"/>
+          <w:bCs/>
+          <w:lang w:val="en-US"/>
+        </w:rPr>
+      </w:pPr>
+      <w:r>
+        <w:rPr>
+          <w:rFonts w:ascii="Times New Roman" w:hAnsi="Times New Roman" w:cs="Times New Roman"/>
+          <w:bCs/>
+          <w:lang w:val="en-US"/>
+        </w:rPr>
+        <w:t xml:space="preserve">An application to track personal or business expenses, manage budgets, and generate reports. Features include </w:t>
+      </w:r>
+    </w:p>
+    <w:p>
+      <w:pPr>
         <w:spacing w:after="0"/>
         <w:rPr>
           <w:rFonts w:ascii="Times New Roman" w:hAnsi="Times New Roman" w:cs="Times New Roman"/>
@@ -1084,7 +1628,7 @@
           <w:bCs/>
           <w:lang w:val="en-US"/>
         </w:rPr>
-        <w:t xml:space="preserve">An application to track personal or business expenses, manage budgets, and generate reports. Features include </w:t>
+        <w:t xml:space="preserve">adding, editing, and deleting expenses, categorizing expenses, setting budgets, and generating financial reports and </w:t>
       </w:r>
     </w:p>
     <w:p>
@@ -1102,24 +1646,6 @@
           <w:bCs/>
           <w:lang w:val="en-US"/>
         </w:rPr>
-        <w:t xml:space="preserve">adding, editing, and deleting expenses, categorizing expenses, setting budgets, and generating financial reports and </w:t>
-      </w:r>
-    </w:p>
-    <w:p>
-      <w:pPr>
-        <w:spacing w:after="0"/>
-        <w:rPr>
-          <w:rFonts w:ascii="Times New Roman" w:hAnsi="Times New Roman" w:cs="Times New Roman"/>
-          <w:bCs/>
-          <w:lang w:val="en-US"/>
-        </w:rPr>
-      </w:pPr>
-      <w:r>
-        <w:rPr>
-          <w:rFonts w:ascii="Times New Roman" w:hAnsi="Times New Roman" w:cs="Times New Roman"/>
-          <w:bCs/>
-          <w:lang w:val="en-US"/>
-        </w:rPr>
         <w:t>built using the MERN stack.</w:t>
       </w:r>
     </w:p>
@@ -1150,6 +1676,21 @@
     </w:p>
     <w:p>
       <w:pPr>
+        <w:keepNext w:val="0"/>
+        <w:keepLines w:val="0"/>
+        <w:pageBreakBefore w:val="0"/>
+        <w:widowControl/>
+        <w:kinsoku/>
+        <w:wordWrap/>
+        <w:overflowPunct/>
+        <w:topLinePunct w:val="0"/>
+        <w:autoSpaceDE/>
+        <w:autoSpaceDN/>
+        <w:bidi w:val="0"/>
+        <w:adjustRightInd/>
+        <w:snapToGrid/>
+        <w:spacing w:after="0" w:line="260" w:lineRule="auto"/>
+        <w:textAlignment w:val="auto"/>
         <w:rPr>
           <w:rFonts w:ascii="Times New Roman" w:hAnsi="Times New Roman" w:cs="Times New Roman"/>
           <w:b/>
@@ -1171,6 +1712,38 @@
     </w:p>
     <w:p>
       <w:pPr>
+        <w:keepNext w:val="0"/>
+        <w:keepLines w:val="0"/>
+        <w:pageBreakBefore w:val="0"/>
+        <w:widowControl/>
+        <w:kinsoku/>
+        <w:wordWrap/>
+        <w:overflowPunct/>
+        <w:topLinePunct w:val="0"/>
+        <w:autoSpaceDE/>
+        <w:autoSpaceDN/>
+        <w:bidi w:val="0"/>
+        <w:adjustRightInd/>
+        <w:snapToGrid/>
+        <w:spacing w:after="0" w:line="260" w:lineRule="auto"/>
+        <w:textAlignment w:val="auto"/>
+        <w:rPr>
+          <w:rFonts w:ascii="Times New Roman" w:hAnsi="Times New Roman" w:cs="Times New Roman"/>
+          <w:bCs/>
+          <w:lang w:val="en-US"/>
+        </w:rPr>
+      </w:pPr>
+      <w:r>
+        <w:rPr>
+          <w:rFonts w:ascii="Times New Roman" w:hAnsi="Times New Roman" w:cs="Times New Roman"/>
+          <w:bCs/>
+          <w:lang w:val="en-US"/>
+        </w:rPr>
+        <w:t>A tool to identify and flag potentially fake or misleading news articles using natural language processing techniques.</w:t>
+      </w:r>
+    </w:p>
+    <w:p>
+      <w:pPr>
         <w:spacing w:after="0"/>
         <w:rPr>
           <w:rFonts w:ascii="Times New Roman" w:hAnsi="Times New Roman" w:cs="Times New Roman"/>
@@ -1184,7 +1757,7 @@
           <w:bCs/>
           <w:lang w:val="en-US"/>
         </w:rPr>
-        <w:t>A tool to identify and flag potentially fake or misleading news articles using natural language processing techniques.</w:t>
+        <w:t xml:space="preserve">Features include analyzing text content, detecting patterns, and providing a confidence score for the likelihood of the </w:t>
       </w:r>
     </w:p>
     <w:p>
@@ -1202,24 +1775,6 @@
           <w:bCs/>
           <w:lang w:val="en-US"/>
         </w:rPr>
-        <w:t xml:space="preserve">Features include analyzing text content, detecting patterns, and providing a confidence score for the likelihood of the </w:t>
-      </w:r>
-    </w:p>
-    <w:p>
-      <w:pPr>
-        <w:spacing w:after="0"/>
-        <w:rPr>
-          <w:rFonts w:ascii="Times New Roman" w:hAnsi="Times New Roman" w:cs="Times New Roman"/>
-          <w:bCs/>
-          <w:lang w:val="en-US"/>
-        </w:rPr>
-      </w:pPr>
-      <w:r>
-        <w:rPr>
-          <w:rFonts w:ascii="Times New Roman" w:hAnsi="Times New Roman" w:cs="Times New Roman"/>
-          <w:bCs/>
-          <w:lang w:val="en-US"/>
-        </w:rPr>
         <w:t>news being fake. Built using Python and various NLP libraries.</w:t>
       </w:r>
     </w:p>
@@ -1260,9 +1815,24 @@
     </w:p>
     <w:p>
       <w:pPr>
+        <w:keepNext w:val="0"/>
+        <w:keepLines w:val="0"/>
+        <w:pageBreakBefore w:val="0"/>
+        <w:widowControl/>
         <w:pBdr>
           <w:bottom w:val="single" w:color="auto" w:sz="12" w:space="1"/>
         </w:pBdr>
+        <w:kinsoku/>
+        <w:wordWrap/>
+        <w:overflowPunct/>
+        <w:topLinePunct w:val="0"/>
+        <w:autoSpaceDE/>
+        <w:autoSpaceDN/>
+        <w:bidi w:val="0"/>
+        <w:adjustRightInd/>
+        <w:snapToGrid/>
+        <w:spacing w:line="240" w:lineRule="auto"/>
+        <w:textAlignment w:val="auto"/>
         <w:rPr>
           <w:rFonts w:hint="default" w:ascii="Times New Roman" w:hAnsi="Times New Roman" w:cs="Times New Roman"/>
           <w:b/>
@@ -1296,10 +1866,26 @@
         </w:rPr>
         <w:t>ERTIFICATIONS</w:t>
       </w:r>
-    </w:p>
-    <w:p>
-      <w:pPr>
-        <w:spacing w:after="0"/>
+      <w:bookmarkStart w:id="0" w:name="_GoBack"/>
+      <w:bookmarkEnd w:id="0"/>
+    </w:p>
+    <w:p>
+      <w:pPr>
+        <w:keepNext w:val="0"/>
+        <w:keepLines w:val="0"/>
+        <w:pageBreakBefore w:val="0"/>
+        <w:widowControl/>
+        <w:kinsoku/>
+        <w:wordWrap/>
+        <w:overflowPunct/>
+        <w:topLinePunct w:val="0"/>
+        <w:autoSpaceDE/>
+        <w:autoSpaceDN/>
+        <w:bidi w:val="0"/>
+        <w:adjustRightInd/>
+        <w:snapToGrid/>
+        <w:spacing w:after="0" w:line="240" w:lineRule="auto"/>
+        <w:textAlignment w:val="auto"/>
         <w:rPr>
           <w:rFonts w:ascii="Times New Roman" w:hAnsi="Times New Roman" w:cs="Times New Roman"/>
           <w:b/>
@@ -1343,12 +1929,64 @@
           <w:color w:val="0D0D0D"/>
           <w:shd w:val="clear" w:color="auto" w:fill="FFFFFF"/>
         </w:rPr>
-        <w:t xml:space="preserve">                                               2023</w:t>
-      </w:r>
-    </w:p>
-    <w:p>
-      <w:pPr>
-        <w:spacing w:after="0"/>
+        <w:t xml:space="preserve">       </w:t>
+      </w:r>
+      <w:r>
+        <w:rPr>
+          <w:rFonts w:hint="default" w:ascii="Times New Roman" w:hAnsi="Times New Roman" w:cs="Times New Roman"/>
+          <w:b/>
+          <w:color w:val="0D0D0D"/>
+          <w:shd w:val="clear" w:color="auto" w:fill="FFFFFF"/>
+          <w:lang w:val="en-IN"/>
+        </w:rPr>
+        <w:t xml:space="preserve">                  </w:t>
+      </w:r>
+      <w:r>
+        <w:rPr>
+          <w:rFonts w:ascii="Times New Roman" w:hAnsi="Times New Roman" w:cs="Times New Roman"/>
+          <w:b/>
+          <w:color w:val="0D0D0D"/>
+          <w:shd w:val="clear" w:color="auto" w:fill="FFFFFF"/>
+        </w:rPr>
+        <w:t xml:space="preserve">                       </w:t>
+      </w:r>
+      <w:r>
+        <w:rPr>
+          <w:rFonts w:hint="default" w:ascii="Times New Roman" w:hAnsi="Times New Roman" w:cs="Times New Roman"/>
+          <w:b/>
+          <w:color w:val="0D0D0D"/>
+          <w:shd w:val="clear" w:color="auto" w:fill="FFFFFF"/>
+          <w:lang w:val="en-IN"/>
+        </w:rPr>
+        <w:t xml:space="preserve">   </w:t>
+      </w:r>
+      <w:r>
+        <w:rPr>
+          <w:rFonts w:ascii="Times New Roman" w:hAnsi="Times New Roman" w:cs="Times New Roman"/>
+          <w:b/>
+          <w:color w:val="0D0D0D"/>
+          <w:shd w:val="clear" w:color="auto" w:fill="FFFFFF"/>
+        </w:rPr>
+        <w:t xml:space="preserve">     2023</w:t>
+      </w:r>
+    </w:p>
+    <w:p>
+      <w:pPr>
+        <w:keepNext w:val="0"/>
+        <w:keepLines w:val="0"/>
+        <w:pageBreakBefore w:val="0"/>
+        <w:widowControl/>
+        <w:kinsoku/>
+        <w:wordWrap/>
+        <w:overflowPunct/>
+        <w:topLinePunct w:val="0"/>
+        <w:autoSpaceDE/>
+        <w:autoSpaceDN/>
+        <w:bidi w:val="0"/>
+        <w:adjustRightInd/>
+        <w:snapToGrid/>
+        <w:spacing w:after="217" w:afterLines="60" w:line="240" w:lineRule="auto"/>
+        <w:textAlignment w:val="auto"/>
         <w:rPr>
           <w:rFonts w:ascii="Times New Roman" w:hAnsi="Times New Roman" w:cs="Times New Roman"/>
           <w:b/>
@@ -1409,7 +2047,35 @@
         <w:rPr>
           <w:color w:val="0D0D0D"/>
         </w:rPr>
-        <w:t xml:space="preserve">                                               </w:t>
+        <w:t xml:space="preserve">                                    </w:t>
+      </w:r>
+      <w:r>
+        <w:rPr>
+          <w:rFonts w:hint="default"/>
+          <w:color w:val="0D0D0D"/>
+          <w:lang w:val="en-IN"/>
+        </w:rPr>
+        <w:t xml:space="preserve">      </w:t>
+      </w:r>
+      <w:r>
+        <w:rPr>
+          <w:color w:val="0D0D0D"/>
+        </w:rPr>
+        <w:t xml:space="preserve">          </w:t>
+      </w:r>
+      <w:r>
+        <w:rPr>
+          <w:rFonts w:hint="default"/>
+          <w:color w:val="0D0D0D"/>
+          <w:lang w:val="en-IN"/>
+        </w:rPr>
+        <w:t xml:space="preserve">    </w:t>
+      </w:r>
+      <w:r>
+        <w:rPr>
+          <w:color w:val="0D0D0D"/>
+        </w:rPr>
+        <w:t xml:space="preserve"> </w:t>
       </w:r>
       <w:r>
         <w:rPr>
@@ -1423,9 +2089,24 @@
     </w:p>
     <w:p>
       <w:pPr>
+        <w:keepNext w:val="0"/>
+        <w:keepLines w:val="0"/>
+        <w:pageBreakBefore w:val="0"/>
+        <w:widowControl/>
         <w:pBdr>
           <w:bottom w:val="single" w:color="auto" w:sz="12" w:space="1"/>
         </w:pBdr>
+        <w:kinsoku/>
+        <w:wordWrap/>
+        <w:overflowPunct/>
+        <w:topLinePunct w:val="0"/>
+        <w:autoSpaceDE/>
+        <w:autoSpaceDN/>
+        <w:bidi w:val="0"/>
+        <w:adjustRightInd/>
+        <w:snapToGrid/>
+        <w:spacing w:after="217" w:afterLines="60" w:line="240" w:lineRule="auto"/>
+        <w:textAlignment w:val="auto"/>
         <w:rPr>
           <w:rFonts w:hint="default" w:ascii="Times New Roman" w:hAnsi="Times New Roman" w:cs="Times New Roman"/>
           <w:b/>
@@ -1462,9 +2143,25 @@
     </w:p>
     <w:p>
       <w:pPr>
-        <w:rPr>
-          <w:rFonts w:ascii="Times New Roman" w:hAnsi="Times New Roman" w:cs="Times New Roman"/>
-          <w:color w:val="0D0D0D"/>
+        <w:keepNext w:val="0"/>
+        <w:keepLines w:val="0"/>
+        <w:pageBreakBefore w:val="0"/>
+        <w:widowControl/>
+        <w:kinsoku/>
+        <w:wordWrap/>
+        <w:overflowPunct/>
+        <w:topLinePunct w:val="0"/>
+        <w:autoSpaceDE/>
+        <w:autoSpaceDN/>
+        <w:bidi w:val="0"/>
+        <w:adjustRightInd/>
+        <w:snapToGrid/>
+        <w:spacing w:after="0" w:line="240" w:lineRule="auto"/>
+        <w:jc w:val="both"/>
+        <w:textAlignment w:val="auto"/>
+        <w:rPr>
+          <w:rStyle w:val="7"/>
+          <w:rFonts w:ascii="Times New Roman" w:hAnsi="Times New Roman" w:cs="Times New Roman"/>
           <w:shd w:val="clear" w:color="auto" w:fill="FFFFFF"/>
         </w:rPr>
       </w:pPr>
@@ -1539,6 +2236,22 @@
     </w:p>
     <w:p>
       <w:pPr>
+        <w:keepNext w:val="0"/>
+        <w:keepLines w:val="0"/>
+        <w:pageBreakBefore w:val="0"/>
+        <w:widowControl/>
+        <w:kinsoku/>
+        <w:wordWrap/>
+        <w:overflowPunct/>
+        <w:topLinePunct w:val="0"/>
+        <w:autoSpaceDE/>
+        <w:autoSpaceDN/>
+        <w:bidi w:val="0"/>
+        <w:adjustRightInd/>
+        <w:snapToGrid/>
+        <w:spacing w:after="217" w:afterLines="60" w:line="240" w:lineRule="auto"/>
+        <w:jc w:val="both"/>
+        <w:textAlignment w:val="auto"/>
         <w:rPr>
           <w:rFonts w:ascii="Times New Roman" w:hAnsi="Times New Roman" w:cs="Times New Roman"/>
           <w:color w:val="0D0D0D"/>
@@ -1591,9 +2304,24 @@
     </w:p>
     <w:p>
       <w:pPr>
+        <w:keepNext w:val="0"/>
+        <w:keepLines w:val="0"/>
+        <w:pageBreakBefore w:val="0"/>
+        <w:widowControl/>
         <w:pBdr>
           <w:bottom w:val="single" w:color="auto" w:sz="12" w:space="1"/>
         </w:pBdr>
+        <w:kinsoku/>
+        <w:wordWrap/>
+        <w:overflowPunct/>
+        <w:topLinePunct w:val="0"/>
+        <w:autoSpaceDE/>
+        <w:autoSpaceDN/>
+        <w:bidi w:val="0"/>
+        <w:adjustRightInd/>
+        <w:snapToGrid/>
+        <w:spacing w:after="217" w:afterLines="60" w:line="240" w:lineRule="auto"/>
+        <w:textAlignment w:val="auto"/>
         <w:rPr>
           <w:rFonts w:hint="default" w:ascii="Times New Roman" w:hAnsi="Times New Roman" w:cs="Times New Roman"/>
           <w:b/>
@@ -1630,21 +2358,54 @@
     </w:p>
     <w:p>
       <w:pPr>
-        <w:spacing w:after="0"/>
-        <w:rPr>
-          <w:rFonts w:ascii="Times New Roman" w:hAnsi="Times New Roman" w:cs="Times New Roman"/>
-          <w:color w:val="0D0D0D"/>
-          <w:shd w:val="clear" w:color="auto" w:fill="FFFFFF"/>
-        </w:rPr>
-      </w:pPr>
-      <w:r>
-        <w:rPr>
-          <w:rFonts w:ascii="Times New Roman" w:hAnsi="Times New Roman" w:cs="Times New Roman"/>
-          <w:b/>
-          <w:color w:val="0D0D0D"/>
-          <w:shd w:val="clear" w:color="auto" w:fill="FFFFFF"/>
-        </w:rPr>
-        <w:t xml:space="preserve">Languages:  </w:t>
+        <w:keepNext w:val="0"/>
+        <w:keepLines w:val="0"/>
+        <w:pageBreakBefore w:val="0"/>
+        <w:widowControl/>
+        <w:kinsoku/>
+        <w:wordWrap/>
+        <w:overflowPunct/>
+        <w:topLinePunct w:val="0"/>
+        <w:autoSpaceDE/>
+        <w:autoSpaceDN/>
+        <w:bidi w:val="0"/>
+        <w:adjustRightInd/>
+        <w:snapToGrid/>
+        <w:spacing w:after="0" w:line="260" w:lineRule="auto"/>
+        <w:textAlignment w:val="auto"/>
+        <w:rPr>
+          <w:rFonts w:ascii="Times New Roman" w:hAnsi="Times New Roman" w:cs="Times New Roman"/>
+          <w:color w:val="0D0D0D"/>
+          <w:shd w:val="clear" w:color="auto" w:fill="FFFFFF"/>
+        </w:rPr>
+      </w:pPr>
+      <w:r>
+        <w:rPr>
+          <w:rFonts w:ascii="Times New Roman" w:hAnsi="Times New Roman" w:cs="Times New Roman"/>
+          <w:b/>
+          <w:color w:val="0D0D0D"/>
+          <w:shd w:val="clear" w:color="auto" w:fill="FFFFFF"/>
+        </w:rPr>
+        <w:t>Languages</w:t>
+      </w:r>
+      <w:r>
+        <w:rPr>
+          <w:rFonts w:hint="default" w:ascii="Times New Roman" w:hAnsi="Times New Roman" w:cs="Times New Roman"/>
+          <w:b/>
+          <w:color w:val="0D0D0D"/>
+          <w:shd w:val="clear" w:color="auto" w:fill="FFFFFF"/>
+          <w:lang w:val="en-IN"/>
+        </w:rPr>
+        <w:t xml:space="preserve"> </w:t>
+      </w:r>
+      <w:r>
+        <w:rPr>
+          <w:rFonts w:ascii="Times New Roman" w:hAnsi="Times New Roman" w:cs="Times New Roman"/>
+          <w:b/>
+          <w:color w:val="0D0D0D"/>
+          <w:shd w:val="clear" w:color="auto" w:fill="FFFFFF"/>
+        </w:rPr>
+        <w:t xml:space="preserve">:  </w:t>
       </w:r>
       <w:r>
         <w:rPr>
@@ -1674,7 +2435,66 @@
     </w:p>
     <w:p>
       <w:pPr>
-        <w:spacing w:after="0"/>
+        <w:keepNext w:val="0"/>
+        <w:keepLines w:val="0"/>
+        <w:pageBreakBefore w:val="0"/>
+        <w:widowControl/>
+        <w:kinsoku/>
+        <w:wordWrap/>
+        <w:overflowPunct/>
+        <w:topLinePunct w:val="0"/>
+        <w:autoSpaceDE/>
+        <w:autoSpaceDN/>
+        <w:bidi w:val="0"/>
+        <w:adjustRightInd/>
+        <w:snapToGrid/>
+        <w:spacing w:after="0" w:line="260" w:lineRule="auto"/>
+        <w:textAlignment w:val="auto"/>
+        <w:rPr>
+          <w:rFonts w:hint="default" w:ascii="Times New Roman" w:hAnsi="Times New Roman" w:cs="Times New Roman"/>
+          <w:color w:val="0D0D0D"/>
+          <w:shd w:val="clear" w:color="auto" w:fill="FFFFFF"/>
+          <w:lang w:val="en-IN"/>
+        </w:rPr>
+      </w:pPr>
+      <w:r>
+        <w:rPr>
+          <w:rFonts w:hint="default" w:ascii="Times New Roman" w:hAnsi="Times New Roman" w:cs="Times New Roman"/>
+          <w:b/>
+          <w:bCs/>
+          <w:color w:val="0D0D0D"/>
+          <w:shd w:val="clear" w:color="auto" w:fill="FFFFFF"/>
+          <w:lang w:val="en-IN"/>
+        </w:rPr>
+        <w:t>Core :</w:t>
+      </w:r>
+      <w:r>
+        <w:rPr>
+          <w:rFonts w:hint="default" w:ascii="Times New Roman" w:hAnsi="Times New Roman" w:cs="Times New Roman"/>
+          <w:color w:val="0D0D0D"/>
+          <w:shd w:val="clear" w:color="auto" w:fill="FFFFFF"/>
+          <w:lang w:val="en-IN"/>
+        </w:rPr>
+        <w:t xml:space="preserve"> Data Structures and Algorithms | OOPS </w:t>
+      </w:r>
+    </w:p>
+    <w:p>
+      <w:pPr>
+        <w:keepNext w:val="0"/>
+        <w:keepLines w:val="0"/>
+        <w:pageBreakBefore w:val="0"/>
+        <w:widowControl/>
+        <w:kinsoku/>
+        <w:wordWrap/>
+        <w:overflowPunct/>
+        <w:topLinePunct w:val="0"/>
+        <w:autoSpaceDE/>
+        <w:autoSpaceDN/>
+        <w:bidi w:val="0"/>
+        <w:adjustRightInd/>
+        <w:snapToGrid/>
+        <w:spacing w:after="0" w:line="260" w:lineRule="auto"/>
+        <w:textAlignment w:val="auto"/>
         <w:rPr>
           <w:rFonts w:ascii="Times New Roman" w:hAnsi="Times New Roman" w:cs="Times New Roman"/>
           <w:color w:val="0D0D0D"/>
@@ -1702,10 +2522,23 @@
     </w:p>
     <w:p>
       <w:pPr>
-        <w:rPr>
-          <w:rFonts w:ascii="Times New Roman" w:hAnsi="Times New Roman" w:cs="Times New Roman"/>
-          <w:b/>
-          <w:bCs/>
+        <w:keepNext w:val="0"/>
+        <w:keepLines w:val="0"/>
+        <w:pageBreakBefore w:val="0"/>
+        <w:widowControl/>
+        <w:kinsoku/>
+        <w:wordWrap/>
+        <w:overflowPunct/>
+        <w:topLinePunct w:val="0"/>
+        <w:autoSpaceDE/>
+        <w:autoSpaceDN/>
+        <w:bidi w:val="0"/>
+        <w:adjustRightInd/>
+        <w:snapToGrid/>
+        <w:spacing w:after="0" w:line="260" w:lineRule="auto"/>
+        <w:textAlignment w:val="auto"/>
+        <w:rPr>
+          <w:rFonts w:ascii="Times New Roman" w:hAnsi="Times New Roman" w:cs="Times New Roman"/>
           <w:color w:val="0D0D0D"/>
           <w:shd w:val="clear" w:color="auto" w:fill="FFFFFF"/>
         </w:rPr>
@@ -1728,6 +2561,91 @@
         </w:rPr>
         <w:t xml:space="preserve">ReactJs | MatPlotLib </w:t>
       </w:r>
+    </w:p>
+    <w:p>
+      <w:pPr>
+        <w:keepNext w:val="0"/>
+        <w:keepLines w:val="0"/>
+        <w:pageBreakBefore w:val="0"/>
+        <w:widowControl/>
+        <w:kinsoku/>
+        <w:wordWrap/>
+        <w:overflowPunct/>
+        <w:topLinePunct w:val="0"/>
+        <w:autoSpaceDE/>
+        <w:autoSpaceDN/>
+        <w:bidi w:val="0"/>
+        <w:adjustRightInd/>
+        <w:snapToGrid/>
+        <w:spacing w:after="0" w:line="260" w:lineRule="auto"/>
+        <w:textAlignment w:val="auto"/>
+        <w:rPr>
+          <w:rFonts w:hint="default" w:ascii="Times New Roman" w:hAnsi="Times New Roman" w:cs="Times New Roman"/>
+          <w:color w:val="0D0D0D"/>
+          <w:shd w:val="clear" w:color="auto" w:fill="FFFFFF"/>
+          <w:lang w:val="en-IN"/>
+        </w:rPr>
+      </w:pPr>
+      <w:r>
+        <w:rPr>
+          <w:rFonts w:hint="default" w:ascii="Times New Roman" w:hAnsi="Times New Roman" w:cs="Times New Roman"/>
+          <w:b/>
+          <w:bCs/>
+          <w:color w:val="0D0D0D"/>
+          <w:shd w:val="clear" w:color="auto" w:fill="FFFFFF"/>
+          <w:lang w:val="en-IN"/>
+        </w:rPr>
+        <w:t xml:space="preserve">Tools : </w:t>
+      </w:r>
+      <w:r>
+        <w:rPr>
+          <w:rFonts w:hint="default" w:ascii="Times New Roman" w:hAnsi="Times New Roman" w:cs="Times New Roman"/>
+          <w:color w:val="0D0D0D"/>
+          <w:shd w:val="clear" w:color="auto" w:fill="FFFFFF"/>
+          <w:lang w:val="en-IN"/>
+        </w:rPr>
+        <w:t>VScode | GitHub | Canva</w:t>
+      </w:r>
+    </w:p>
+    <w:p>
+      <w:pPr>
+        <w:rPr>
+          <w:rFonts w:hint="default" w:ascii="Times New Roman" w:hAnsi="Times New Roman" w:cs="Times New Roman"/>
+          <w:color w:val="0D0D0D"/>
+          <w:shd w:val="clear" w:color="auto" w:fill="FFFFFF"/>
+          <w:lang w:val="en-IN"/>
+        </w:rPr>
+      </w:pPr>
+      <w:r>
+        <w:rPr>
+          <w:rFonts w:hint="default" w:ascii="Times New Roman" w:hAnsi="Times New Roman" w:cs="Times New Roman"/>
+          <w:b/>
+          <w:bCs/>
+          <w:color w:val="0D0D0D"/>
+          <w:shd w:val="clear" w:color="auto" w:fill="FFFFFF"/>
+          <w:lang w:val="en-IN"/>
+        </w:rPr>
+        <w:t>AWS Cloud :</w:t>
+      </w:r>
+      <w:r>
+        <w:rPr>
+          <w:rFonts w:hint="default" w:ascii="Times New Roman" w:hAnsi="Times New Roman" w:cs="Times New Roman"/>
+          <w:color w:val="0D0D0D"/>
+          <w:shd w:val="clear" w:color="auto" w:fill="FFFFFF"/>
+          <w:lang w:val="en-IN"/>
+        </w:rPr>
+        <w:t xml:space="preserve"> EC2</w:t>
+      </w:r>
+    </w:p>
+    <w:p>
+      <w:pPr>
+        <w:rPr>
+          <w:rFonts w:hint="default" w:ascii="Times New Roman" w:hAnsi="Times New Roman" w:cs="Times New Roman"/>
+          <w:color w:val="0D0D0D"/>
+          <w:shd w:val="clear" w:color="auto" w:fill="FFFFFF"/>
+          <w:lang w:val="en-IN"/>
+        </w:rPr>
+      </w:pPr>
     </w:p>
     <w:sectPr>
       <w:pgSz w:w="11906" w:h="16838"/>

--- a/Backend_node/Portfolio_files/Kamal_Nath_Single_Page_Resume.docx
+++ b/Backend_node/Portfolio_files/Kamal_Nath_Single_Page_Resume.docx
@@ -16,33 +16,29 @@
         </w:rPr>
       </w:pPr>
       <w:r>
-        <w:rPr>
-          <w:b/>
-          <w:bCs/>
-        </w:rPr>
         <w:drawing>
-          <wp:anchor distT="0" distB="0" distL="114300" distR="114300" simplePos="0" relativeHeight="251659264" behindDoc="0" locked="0" layoutInCell="1" allowOverlap="0">
+          <wp:anchor distT="0" distB="0" distL="0" distR="0" simplePos="0" relativeHeight="251659264" behindDoc="1" locked="0" layoutInCell="1" allowOverlap="1">
             <wp:simplePos x="0" y="0"/>
-            <wp:positionH relativeFrom="margin">
-              <wp:align>left</wp:align>
+            <wp:positionH relativeFrom="page">
+              <wp:posOffset>372745</wp:posOffset>
             </wp:positionH>
             <wp:positionV relativeFrom="paragraph">
-              <wp:posOffset>0</wp:posOffset>
+              <wp:posOffset>-304165</wp:posOffset>
             </wp:positionV>
-            <wp:extent cx="581025" cy="781050"/>
-            <wp:effectExtent l="0" t="0" r="9525" b="0"/>
-            <wp:wrapSquare wrapText="bothSides"/>
-            <wp:docPr id="2125" name="Picture 2125"/>
+            <wp:extent cx="752475" cy="1009650"/>
+            <wp:effectExtent l="0" t="0" r="0" b="0"/>
+            <wp:wrapNone/>
+            <wp:docPr id="1" name="Image 1"/>
             <wp:cNvGraphicFramePr/>
             <a:graphic xmlns:a="http://schemas.openxmlformats.org/drawingml/2006/main">
               <a:graphicData uri="http://schemas.openxmlformats.org/drawingml/2006/picture">
                 <pic:pic xmlns:pic="http://schemas.openxmlformats.org/drawingml/2006/picture">
                   <pic:nvPicPr>
-                    <pic:cNvPr id="2125" name="Picture 2125"/>
+                    <pic:cNvPr id="1" name="Image 1"/>
                     <pic:cNvPicPr/>
                   </pic:nvPicPr>
                   <pic:blipFill>
-                    <a:blip r:embed="rId6"/>
+                    <a:blip r:embed="rId6" cstate="print"/>
                     <a:stretch>
                       <a:fillRect/>
                     </a:stretch>
@@ -50,7 +46,7 @@
                   <pic:spPr>
                     <a:xfrm>
                       <a:off x="0" y="0"/>
-                      <a:ext cx="581025" cy="781050"/>
+                      <a:ext cx="752475" cy="1009650"/>
                     </a:xfrm>
                     <a:prstGeom prst="rect">
                       <a:avLst/>
@@ -64,30 +60,13 @@
       </w:r>
       <w:r>
         <w:rPr>
+          <w:rFonts w:hint="default" w:ascii="Times New Roman" w:hAnsi="Times New Roman" w:cs="Times New Roman"/>
           <w:b/>
           <w:sz w:val="36"/>
           <w:szCs w:val="36"/>
-        </w:rPr>
-        <w:t xml:space="preserve"> </w:t>
-      </w:r>
-      <w:r>
-        <w:rPr>
-          <w:b/>
-          <w:sz w:val="36"/>
-          <w:szCs w:val="36"/>
-          <w:lang w:val="en-US"/>
-        </w:rPr>
-        <w:t xml:space="preserve"> </w:t>
-      </w:r>
-      <w:r>
-        <w:rPr>
-          <w:rFonts w:hint="default" w:ascii="Times New Roman" w:hAnsi="Times New Roman" w:cs="Times New Roman"/>
-          <w:b/>
-          <w:sz w:val="36"/>
-          <w:szCs w:val="36"/>
-          <w:lang w:val="en-IN"/>
-        </w:rPr>
-        <w:t>KAMAL NATH V.</w:t>
+          <w:lang w:val="en-IN"/>
+        </w:rPr>
+        <w:t>KAMAL NATH V</w:t>
       </w:r>
     </w:p>
     <w:p>
@@ -103,6 +82,14 @@
           <w:lang w:val="en-US"/>
         </w:rPr>
         <w:t xml:space="preserve">    </w:t>
+      </w:r>
+      <w:r>
+        <w:rPr>
+          <w:rFonts w:hint="default"/>
+          <w:b/>
+          <w:lang w:val="en-IN"/>
+        </w:rPr>
+        <w:t xml:space="preserve">                      </w:t>
       </w:r>
       <w:r>
         <w:rPr>
@@ -422,7 +409,7 @@
         <w:bidi w:val="0"/>
         <w:adjustRightInd/>
         <w:snapToGrid/>
-        <w:spacing w:after="60" w:line="240" w:lineRule="auto"/>
+        <w:spacing w:after="0" w:line="360" w:lineRule="auto"/>
         <w:jc w:val="left"/>
         <w:textAlignment w:val="auto"/>
         <w:rPr>
@@ -679,7 +666,7 @@
         <w:bidi w:val="0"/>
         <w:adjustRightInd/>
         <w:snapToGrid/>
-        <w:spacing w:after="60" w:line="240" w:lineRule="auto"/>
+        <w:spacing w:after="0" w:line="360" w:lineRule="auto"/>
         <w:ind w:right="-142"/>
         <w:jc w:val="left"/>
         <w:textAlignment w:val="auto"/>
@@ -912,7 +899,7 @@
         <w:bidi w:val="0"/>
         <w:adjustRightInd/>
         <w:snapToGrid/>
-        <w:spacing w:after="160" w:line="240" w:lineRule="auto"/>
+        <w:spacing w:after="0" w:line="360" w:lineRule="auto"/>
         <w:jc w:val="left"/>
         <w:textAlignment w:val="auto"/>
         <w:rPr>
@@ -1164,6 +1151,8 @@
         </w:rPr>
         <w:t>NTERNSHIP</w:t>
       </w:r>
+      <w:bookmarkStart w:id="0" w:name="_GoBack"/>
+      <w:bookmarkEnd w:id="0"/>
     </w:p>
     <w:p>
       <w:pPr>
@@ -1866,8 +1855,6 @@
         </w:rPr>
         <w:t>ERTIFICATIONS</w:t>
       </w:r>
-      <w:bookmarkStart w:id="0" w:name="_GoBack"/>
-      <w:bookmarkEnd w:id="0"/>
     </w:p>
     <w:p>
       <w:pPr>
@@ -2749,8 +2736,8 @@
     <w:lsdException w:uiPriority="99" w:name="Normal Indent"/>
     <w:lsdException w:uiPriority="99" w:name="footnote text"/>
     <w:lsdException w:uiPriority="99" w:name="annotation text"/>
-    <w:lsdException w:uiPriority="99" w:semiHidden="0" w:name="header"/>
-    <w:lsdException w:uiPriority="99" w:semiHidden="0" w:name="footer"/>
+    <w:lsdException w:qFormat="1" w:uiPriority="99" w:semiHidden="0" w:name="header"/>
+    <w:lsdException w:qFormat="1" w:uiPriority="99" w:semiHidden="0" w:name="footer"/>
     <w:lsdException w:uiPriority="99" w:name="index heading"/>
     <w:lsdException w:qFormat="1" w:uiPriority="35" w:name="caption"/>
     <w:lsdException w:uiPriority="99" w:name="table of figures"/>
@@ -2821,7 +2808,7 @@
     <w:lsdException w:uiPriority="99" w:name="HTML Sample"/>
     <w:lsdException w:uiPriority="99" w:name="HTML Typewriter"/>
     <w:lsdException w:uiPriority="99" w:name="HTML Variable"/>
-    <w:lsdException w:uiPriority="99" w:name="Normal Table"/>
+    <w:lsdException w:qFormat="1" w:uiPriority="99" w:name="Normal Table"/>
     <w:lsdException w:uiPriority="99" w:name="annotation subject"/>
     <w:lsdException w:uiPriority="99" w:name="Table Simple 1"/>
     <w:lsdException w:uiPriority="99" w:name="Table Simple 2"/>
@@ -2991,6 +2978,7 @@
     <w:name w:val="Normal Table"/>
     <w:semiHidden/>
     <w:unhideWhenUsed/>
+    <w:qFormat/>
     <w:uiPriority w:val="99"/>
     <w:tblPr>
       <w:tblCellMar>
@@ -3017,6 +3005,7 @@
     <w:basedOn w:val="1"/>
     <w:link w:val="10"/>
     <w:unhideWhenUsed/>
+    <w:qFormat/>
     <w:uiPriority w:val="99"/>
     <w:pPr>
       <w:tabs>
@@ -3031,6 +3020,7 @@
     <w:basedOn w:val="1"/>
     <w:link w:val="9"/>
     <w:unhideWhenUsed/>
+    <w:qFormat/>
     <w:uiPriority w:val="99"/>
     <w:pPr>
       <w:tabs>
@@ -3071,6 +3061,7 @@
     <w:name w:val="Header Char"/>
     <w:basedOn w:val="2"/>
     <w:link w:val="6"/>
+    <w:qFormat/>
     <w:uiPriority w:val="99"/>
     <w:rPr>
       <w:sz w:val="22"/>
@@ -3082,6 +3073,7 @@
     <w:name w:val="Footer Char"/>
     <w:basedOn w:val="2"/>
     <w:link w:val="5"/>
+    <w:qFormat/>
     <w:uiPriority w:val="99"/>
     <w:rPr>
       <w:sz w:val="22"/>

--- a/Backend_node/Portfolio_files/Kamal_Nath_Single_Page_Resume.docx
+++ b/Backend_node/Portfolio_files/Kamal_Nath_Single_Page_Resume.docx
@@ -130,15 +130,7 @@
           <w:bCs/>
           <w:lang w:val="en-IN"/>
         </w:rPr>
-        <w:t>+91</w:t>
-      </w:r>
-      <w:r>
-        <w:rPr>
-          <w:rFonts w:hint="default" w:ascii="Times New Roman" w:hAnsi="Times New Roman" w:cs="Times New Roman"/>
-          <w:b/>
-          <w:lang w:val="en-IN"/>
-        </w:rPr>
-        <w:t xml:space="preserve"> </w:t>
+        <w:t xml:space="preserve">+91 </w:t>
       </w:r>
       <w:r>
         <w:rPr>
@@ -458,27 +450,7 @@
           <w:szCs w:val="22"/>
           <w:lang w:val="en-IN"/>
         </w:rPr>
-        <w:t>ECH</w:t>
-      </w:r>
-      <w:r>
-        <w:rPr>
-          <w:rFonts w:ascii="Times New Roman" w:hAnsi="Times New Roman" w:cs="Times New Roman"/>
-          <w:b/>
-          <w:sz w:val="22"/>
-          <w:szCs w:val="22"/>
-          <w:lang w:val="en-US"/>
-        </w:rPr>
-        <w:t xml:space="preserve"> </w:t>
-      </w:r>
-      <w:r>
-        <w:rPr>
-          <w:rFonts w:hint="default" w:ascii="Times New Roman" w:hAnsi="Times New Roman" w:cs="Times New Roman"/>
-          <w:b/>
-          <w:sz w:val="22"/>
-          <w:szCs w:val="22"/>
-          <w:lang w:val="en-IN"/>
-        </w:rPr>
-        <w:t>(</w:t>
+        <w:t>ECH (</w:t>
       </w:r>
       <w:r>
         <w:rPr>
@@ -1151,8 +1123,6 @@
         </w:rPr>
         <w:t>NTERNSHIP</w:t>
       </w:r>
-      <w:bookmarkStart w:id="0" w:name="_GoBack"/>
-      <w:bookmarkEnd w:id="0"/>
     </w:p>
     <w:p>
       <w:pPr>
@@ -1170,7 +1140,7 @@
           <w:szCs w:val="28"/>
           <w:lang w:val="en-US"/>
         </w:rPr>
-        <w:t xml:space="preserve">Mern Stack-Better Tomorrow                                     </w:t>
+        <w:t>M</w:t>
       </w:r>
       <w:r>
         <w:rPr>
@@ -1180,7 +1150,7 @@
           <w:szCs w:val="28"/>
           <w:lang w:val="en-IN"/>
         </w:rPr>
-        <w:t xml:space="preserve">                  </w:t>
+        <w:t>ERN</w:t>
       </w:r>
       <w:r>
         <w:rPr>
@@ -1190,7 +1160,7 @@
           <w:szCs w:val="28"/>
           <w:lang w:val="en-US"/>
         </w:rPr>
-        <w:t xml:space="preserve">    </w:t>
+        <w:t xml:space="preserve"> Stack</w:t>
       </w:r>
       <w:r>
         <w:rPr>
@@ -1200,7 +1170,7 @@
           <w:szCs w:val="28"/>
           <w:lang w:val="en-IN"/>
         </w:rPr>
-        <w:t xml:space="preserve">    </w:t>
+        <w:t xml:space="preserve"> </w:t>
       </w:r>
       <w:r>
         <w:rPr>
@@ -1210,10 +1180,60 @@
           <w:szCs w:val="28"/>
           <w:lang w:val="en-US"/>
         </w:rPr>
+        <w:t>-</w:t>
+      </w:r>
+      <w:r>
+        <w:rPr>
+          <w:rFonts w:hint="default" w:ascii="Times New Roman" w:hAnsi="Times New Roman" w:cs="Times New Roman"/>
+          <w:b/>
+          <w:sz w:val="28"/>
+          <w:szCs w:val="28"/>
+          <w:lang w:val="en-IN"/>
+        </w:rPr>
+        <w:t xml:space="preserve"> </w:t>
+      </w:r>
+      <w:r>
+        <w:rPr>
+          <w:rFonts w:ascii="Times New Roman" w:hAnsi="Times New Roman" w:cs="Times New Roman"/>
+          <w:b/>
+          <w:sz w:val="28"/>
+          <w:szCs w:val="28"/>
+          <w:lang w:val="en-US"/>
+        </w:rPr>
+        <w:t xml:space="preserve">Better Tomorrow                                     </w:t>
+      </w:r>
+      <w:r>
+        <w:rPr>
+          <w:rFonts w:hint="default" w:ascii="Times New Roman" w:hAnsi="Times New Roman" w:cs="Times New Roman"/>
+          <w:b/>
+          <w:sz w:val="28"/>
+          <w:szCs w:val="28"/>
+          <w:lang w:val="en-IN"/>
+        </w:rPr>
+        <w:t xml:space="preserve">                  </w:t>
+      </w:r>
+      <w:r>
+        <w:rPr>
+          <w:rFonts w:ascii="Times New Roman" w:hAnsi="Times New Roman" w:cs="Times New Roman"/>
+          <w:b/>
+          <w:sz w:val="28"/>
+          <w:szCs w:val="28"/>
+          <w:lang w:val="en-US"/>
+        </w:rPr>
         <w:t xml:space="preserve">    </w:t>
       </w:r>
       <w:r>
         <w:rPr>
+          <w:rFonts w:hint="default" w:ascii="Times New Roman" w:hAnsi="Times New Roman" w:cs="Times New Roman"/>
+          <w:b/>
+          <w:sz w:val="28"/>
+          <w:szCs w:val="28"/>
+          <w:lang w:val="en-IN"/>
+        </w:rPr>
+        <w:t xml:space="preserve">    </w:t>
+      </w:r>
+      <w:r>
+        <w:rPr>
           <w:rFonts w:ascii="Times New Roman" w:hAnsi="Times New Roman" w:cs="Times New Roman"/>
           <w:b/>
           <w:lang w:val="en-US"/>
@@ -1234,7 +1254,21 @@
           <w:rFonts w:ascii="Times New Roman" w:hAnsi="Times New Roman" w:cs="Times New Roman"/>
           <w:lang w:val="en-US"/>
         </w:rPr>
-        <w:t>Applied Mern Stack expertise to develop secure API</w:t>
+        <w:t>Applied M</w:t>
+      </w:r>
+      <w:r>
+        <w:rPr>
+          <w:rFonts w:hint="default" w:ascii="Times New Roman" w:hAnsi="Times New Roman" w:cs="Times New Roman"/>
+          <w:lang w:val="en-IN"/>
+        </w:rPr>
+        <w:t>ERN</w:t>
+      </w:r>
+      <w:r>
+        <w:rPr>
+          <w:rFonts w:ascii="Times New Roman" w:hAnsi="Times New Roman" w:cs="Times New Roman"/>
+          <w:lang w:val="en-US"/>
+        </w:rPr>
+        <w:t xml:space="preserve"> Stack expertise to develop secure API</w:t>
       </w:r>
       <w:r>
         <w:rPr>
@@ -1249,15 +1283,13 @@
         </w:rPr>
         <w:t>s and implement database connections for user authentication in</w:t>
       </w:r>
-    </w:p>
-    <w:p>
-      <w:pPr>
-        <w:spacing w:after="0"/>
-        <w:rPr>
-          <w:rFonts w:ascii="Times New Roman" w:hAnsi="Times New Roman" w:cs="Times New Roman"/>
-          <w:lang w:val="en-US"/>
-        </w:rPr>
-      </w:pPr>
+      <w:r>
+        <w:rPr>
+          <w:rFonts w:hint="default" w:ascii="Times New Roman" w:hAnsi="Times New Roman" w:cs="Times New Roman"/>
+          <w:lang w:val="en-IN"/>
+        </w:rPr>
+        <w:t xml:space="preserve"> </w:t>
+      </w:r>
       <w:r>
         <w:rPr>
           <w:rFonts w:ascii="Times New Roman" w:hAnsi="Times New Roman" w:cs="Times New Roman"/>
@@ -2193,7 +2225,24 @@
           <w:color w:val="0D0D0D"/>
           <w:shd w:val="clear" w:color="auto" w:fill="FFFFFF"/>
         </w:rPr>
-        <w:t xml:space="preserve"> | Solved 116 problems | </w:t>
+        <w:t xml:space="preserve"> | Solved 11</w:t>
+      </w:r>
+      <w:r>
+        <w:rPr>
+          <w:rFonts w:hint="default" w:ascii="Times New Roman" w:hAnsi="Times New Roman" w:cs="Times New Roman"/>
+          <w:color w:val="0D0D0D"/>
+          <w:shd w:val="clear" w:color="auto" w:fill="FFFFFF"/>
+          <w:lang w:val="en-IN"/>
+        </w:rPr>
+        <w:t>5+</w:t>
+      </w:r>
+      <w:r>
+        <w:rPr>
+          <w:rFonts w:ascii="Times New Roman" w:hAnsi="Times New Roman" w:cs="Times New Roman"/>
+          <w:color w:val="0D0D0D"/>
+          <w:shd w:val="clear" w:color="auto" w:fill="FFFFFF"/>
+        </w:rPr>
+        <w:t xml:space="preserve"> problems | </w:t>
       </w:r>
       <w:r>
         <w:fldChar w:fldCharType="begin"/>
@@ -2261,7 +2310,17 @@
           <w:color w:val="0D0D0D"/>
           <w:shd w:val="clear" w:color="auto" w:fill="FFFFFF"/>
         </w:rPr>
-        <w:t xml:space="preserve">Python - Silver Level | Points - 125 | </w:t>
+        <w:t>Python - Si</w:t>
+      </w:r>
+      <w:bookmarkStart w:id="0" w:name="_GoBack"/>
+      <w:bookmarkEnd w:id="0"/>
+      <w:r>
+        <w:rPr>
+          <w:rFonts w:ascii="Times New Roman" w:hAnsi="Times New Roman" w:cs="Times New Roman"/>
+          <w:color w:val="0D0D0D"/>
+          <w:shd w:val="clear" w:color="auto" w:fill="FFFFFF"/>
+        </w:rPr>
+        <w:t xml:space="preserve">lver Level | Points - 125 | </w:t>
       </w:r>
       <w:r>
         <w:fldChar w:fldCharType="begin"/>
@@ -2504,7 +2563,24 @@
           <w:color w:val="0D0D0D"/>
           <w:shd w:val="clear" w:color="auto" w:fill="FFFFFF"/>
         </w:rPr>
-        <w:t xml:space="preserve">Django | ExpressJs </w:t>
+        <w:t>Django |</w:t>
+      </w:r>
+      <w:r>
+        <w:rPr>
+          <w:rFonts w:hint="default" w:ascii="Times New Roman" w:hAnsi="Times New Roman" w:cs="Times New Roman"/>
+          <w:color w:val="0D0D0D"/>
+          <w:shd w:val="clear" w:color="auto" w:fill="FFFFFF"/>
+          <w:lang w:val="en-IN"/>
+        </w:rPr>
+        <w:t xml:space="preserve"> </w:t>
+      </w:r>
+      <w:r>
+        <w:rPr>
+          <w:rFonts w:ascii="Times New Roman" w:hAnsi="Times New Roman" w:cs="Times New Roman"/>
+          <w:color w:val="0D0D0D"/>
+          <w:shd w:val="clear" w:color="auto" w:fill="FFFFFF"/>
+        </w:rPr>
+        <w:t xml:space="preserve">ExpressJs </w:t>
       </w:r>
     </w:p>
     <w:p>
@@ -2546,7 +2622,24 @@
           <w:color w:val="0D0D0D"/>
           <w:shd w:val="clear" w:color="auto" w:fill="FFFFFF"/>
         </w:rPr>
-        <w:t xml:space="preserve">ReactJs | MatPlotLib </w:t>
+        <w:t>ReactJs |</w:t>
+      </w:r>
+      <w:r>
+        <w:rPr>
+          <w:rFonts w:hint="default" w:ascii="Times New Roman" w:hAnsi="Times New Roman" w:cs="Times New Roman"/>
+          <w:color w:val="0D0D0D"/>
+          <w:shd w:val="clear" w:color="auto" w:fill="FFFFFF"/>
+          <w:lang w:val="en-IN"/>
+        </w:rPr>
+        <w:t xml:space="preserve"> </w:t>
+      </w:r>
+      <w:r>
+        <w:rPr>
+          <w:rFonts w:ascii="Times New Roman" w:hAnsi="Times New Roman" w:cs="Times New Roman"/>
+          <w:color w:val="0D0D0D"/>
+          <w:shd w:val="clear" w:color="auto" w:fill="FFFFFF"/>
+        </w:rPr>
+        <w:t xml:space="preserve">MatPlotLib </w:t>
       </w:r>
     </w:p>
     <w:p>
@@ -2591,7 +2684,7 @@
           <w:shd w:val="clear" w:color="auto" w:fill="FFFFFF"/>
           <w:lang w:val="en-IN"/>
         </w:rPr>
-        <w:t>VScode | GitHub | Canva</w:t>
+        <w:t>VScode | GitHub | VirtualBox | Canva</w:t>
       </w:r>
     </w:p>
     <w:p>
@@ -2623,16 +2716,6 @@
         </w:rPr>
         <w:t xml:space="preserve"> EC2</w:t>
       </w:r>
-    </w:p>
-    <w:p>
-      <w:pPr>
-        <w:rPr>
-          <w:rFonts w:hint="default" w:ascii="Times New Roman" w:hAnsi="Times New Roman" w:cs="Times New Roman"/>
-          <w:color w:val="0D0D0D"/>
-          <w:shd w:val="clear" w:color="auto" w:fill="FFFFFF"/>
-          <w:lang w:val="en-IN"/>
-        </w:rPr>
-      </w:pPr>
     </w:p>
     <w:sectPr>
       <w:pgSz w:w="11906" w:h="16838"/>
@@ -2791,7 +2874,7 @@
     <w:lsdException w:uiPriority="99" w:name="Body Text Indent 3"/>
     <w:lsdException w:uiPriority="99" w:name="Block Text"/>
     <w:lsdException w:qFormat="1" w:uiPriority="99" w:semiHidden="0" w:name="Hyperlink"/>
-    <w:lsdException w:uiPriority="99" w:name="FollowedHyperlink"/>
+    <w:lsdException w:qFormat="1" w:uiPriority="99" w:name="FollowedHyperlink"/>
     <w:lsdException w:qFormat="1" w:unhideWhenUsed="0" w:uiPriority="22" w:semiHidden="0" w:name="Strong"/>
     <w:lsdException w:qFormat="1" w:unhideWhenUsed="0" w:uiPriority="20" w:semiHidden="0" w:name="Emphasis"/>
     <w:lsdException w:uiPriority="99" w:name="Document Map"/>
@@ -2994,6 +3077,7 @@
     <w:basedOn w:val="2"/>
     <w:semiHidden/>
     <w:unhideWhenUsed/>
+    <w:qFormat/>
     <w:uiPriority w:val="99"/>
     <w:rPr>
       <w:color w:val="800080"/>
@@ -3051,6 +3135,7 @@
     <w:basedOn w:val="2"/>
     <w:semiHidden/>
     <w:unhideWhenUsed/>
+    <w:qFormat/>
     <w:uiPriority w:val="99"/>
     <w:rPr>
       <w:color w:val="605E5C"/>

--- a/Backend_node/Portfolio_files/Kamal_Nath_Single_Page_Resume.docx
+++ b/Backend_node/Portfolio_files/Kamal_Nath_Single_Page_Resume.docx
@@ -309,24 +309,41 @@
         <w:t xml:space="preserve">  | </w:t>
       </w:r>
       <w:r>
+        <w:rPr>
+          <w:lang w:val="en-US"/>
+        </w:rPr>
         <w:fldChar w:fldCharType="begin"/>
       </w:r>
       <w:r>
-        <w:instrText xml:space="preserve"> HYPERLINK "http://16.171.21.47:3000/" </w:instrText>
-      </w:r>
-      <w:r>
+        <w:rPr>
+          <w:lang w:val="en-US"/>
+        </w:rPr>
+        <w:instrText xml:space="preserve"> HYPERLINK "https://kamalnath.onrender.com" </w:instrText>
+      </w:r>
+      <w:r>
+        <w:rPr>
+          <w:lang w:val="en-US"/>
+        </w:rPr>
         <w:fldChar w:fldCharType="separate"/>
       </w:r>
       <w:r>
         <w:rPr>
-          <w:rStyle w:val="7"/>
-          <w:lang w:val="en-US"/>
-        </w:rPr>
-        <w:t>Portfolio</w:t>
-      </w:r>
-      <w:r>
-        <w:rPr>
-          <w:rStyle w:val="7"/>
+          <w:rStyle w:val="4"/>
+          <w:lang w:val="en-US"/>
+        </w:rPr>
+        <w:t>Portf</w:t>
+      </w:r>
+      <w:bookmarkStart w:id="0" w:name="_GoBack"/>
+      <w:bookmarkEnd w:id="0"/>
+      <w:r>
+        <w:rPr>
+          <w:rStyle w:val="4"/>
+          <w:lang w:val="en-US"/>
+        </w:rPr>
+        <w:t>olio</w:t>
+      </w:r>
+      <w:r>
+        <w:rPr>
           <w:lang w:val="en-US"/>
         </w:rPr>
         <w:fldChar w:fldCharType="end"/>
@@ -2310,17 +2327,7 @@
           <w:color w:val="0D0D0D"/>
           <w:shd w:val="clear" w:color="auto" w:fill="FFFFFF"/>
         </w:rPr>
-        <w:t>Python - Si</w:t>
-      </w:r>
-      <w:bookmarkStart w:id="0" w:name="_GoBack"/>
-      <w:bookmarkEnd w:id="0"/>
-      <w:r>
-        <w:rPr>
-          <w:rFonts w:ascii="Times New Roman" w:hAnsi="Times New Roman" w:cs="Times New Roman"/>
-          <w:color w:val="0D0D0D"/>
-          <w:shd w:val="clear" w:color="auto" w:fill="FFFFFF"/>
-        </w:rPr>
-        <w:t xml:space="preserve">lver Level | Points - 125 | </w:t>
+        <w:t xml:space="preserve">Python - Silver Level | Points - 125 | </w:t>
       </w:r>
       <w:r>
         <w:fldChar w:fldCharType="begin"/>

--- a/Backend_node/Portfolio_files/Kamal_Nath_Single_Page_Resume.docx
+++ b/Backend_node/Portfolio_files/Kamal_Nath_Single_Page_Resume.docx
@@ -308,42 +308,43 @@
         </w:rPr>
         <w:t xml:space="preserve">  | </w:t>
       </w:r>
-      <w:r>
-        <w:rPr>
-          <w:lang w:val="en-US"/>
-        </w:rPr>
-        <w:fldChar w:fldCharType="begin"/>
-      </w:r>
-      <w:r>
-        <w:rPr>
-          <w:lang w:val="en-US"/>
-        </w:rPr>
-        <w:instrText xml:space="preserve"> HYPERLINK "https://kamalnath.onrender.com" </w:instrText>
-      </w:r>
-      <w:r>
-        <w:rPr>
-          <w:lang w:val="en-US"/>
-        </w:rPr>
-        <w:fldChar w:fldCharType="separate"/>
-      </w:r>
-      <w:r>
-        <w:rPr>
-          <w:rStyle w:val="4"/>
-          <w:lang w:val="en-US"/>
-        </w:rPr>
-        <w:t>Portf</w:t>
-      </w:r>
       <w:bookmarkStart w:id="0" w:name="_GoBack"/>
       <w:bookmarkEnd w:id="0"/>
       <w:r>
         <w:rPr>
-          <w:rStyle w:val="4"/>
-          <w:lang w:val="en-US"/>
-        </w:rPr>
-        <w:t>olio</w:t>
-      </w:r>
-      <w:r>
-        <w:rPr>
+          <w:color w:val="800080"/>
+          <w:u w:val="single"/>
+          <w:lang w:val="en-US"/>
+        </w:rPr>
+        <w:fldChar w:fldCharType="begin"/>
+      </w:r>
+      <w:r>
+        <w:rPr>
+          <w:color w:val="800080"/>
+          <w:u w:val="single"/>
+          <w:lang w:val="en-US"/>
+        </w:rPr>
+        <w:instrText xml:space="preserve"> HYPERLINK "kamalnath.onrender.com" </w:instrText>
+      </w:r>
+      <w:r>
+        <w:rPr>
+          <w:color w:val="800080"/>
+          <w:u w:val="single"/>
+          <w:lang w:val="en-US"/>
+        </w:rPr>
+        <w:fldChar w:fldCharType="separate"/>
+      </w:r>
+      <w:r>
+        <w:rPr>
+          <w:rStyle w:val="7"/>
+          <w:lang w:val="en-US"/>
+        </w:rPr>
+        <w:t>Portfolio</w:t>
+      </w:r>
+      <w:r>
+        <w:rPr>
+          <w:color w:val="800080"/>
+          <w:u w:val="single"/>
           <w:lang w:val="en-US"/>
         </w:rPr>
         <w:fldChar w:fldCharType="end"/>
@@ -2881,7 +2882,7 @@
     <w:lsdException w:uiPriority="99" w:name="Body Text Indent 3"/>
     <w:lsdException w:uiPriority="99" w:name="Block Text"/>
     <w:lsdException w:qFormat="1" w:uiPriority="99" w:semiHidden="0" w:name="Hyperlink"/>
-    <w:lsdException w:qFormat="1" w:uiPriority="99" w:name="FollowedHyperlink"/>
+    <w:lsdException w:qFormat="1" w:uiPriority="99" w:semiHidden="0" w:name="FollowedHyperlink"/>
     <w:lsdException w:qFormat="1" w:unhideWhenUsed="0" w:uiPriority="22" w:semiHidden="0" w:name="Strong"/>
     <w:lsdException w:qFormat="1" w:unhideWhenUsed="0" w:uiPriority="20" w:semiHidden="0" w:name="Emphasis"/>
     <w:lsdException w:uiPriority="99" w:name="Document Map"/>
@@ -3082,7 +3083,6 @@
   <w:style w:type="character" w:styleId="4">
     <w:name w:val="FollowedHyperlink"/>
     <w:basedOn w:val="2"/>
-    <w:semiHidden/>
     <w:unhideWhenUsed/>
     <w:qFormat/>
     <w:uiPriority w:val="99"/>

--- a/Backend_node/Portfolio_files/Kamal_Nath_Single_Page_Resume.docx
+++ b/Backend_node/Portfolio_files/Kamal_Nath_Single_Page_Resume.docx
@@ -308,47 +308,39 @@
         </w:rPr>
         <w:t xml:space="preserve">  | </w:t>
       </w:r>
+      <w:r>
+        <w:rPr>
+          <w:lang w:val="en-US"/>
+        </w:rPr>
+        <w:fldChar w:fldCharType="begin"/>
+      </w:r>
+      <w:r>
+        <w:rPr>
+          <w:lang w:val="en-US"/>
+        </w:rPr>
+        <w:instrText xml:space="preserve"> HYPERLINK "https://kamalnath.onrender.com/" </w:instrText>
+      </w:r>
+      <w:r>
+        <w:rPr>
+          <w:lang w:val="en-US"/>
+        </w:rPr>
+        <w:fldChar w:fldCharType="separate"/>
+      </w:r>
+      <w:r>
+        <w:rPr>
+          <w:rStyle w:val="7"/>
+          <w:lang w:val="en-US"/>
+        </w:rPr>
+        <w:t>Portfolio</w:t>
+      </w:r>
+      <w:r>
+        <w:rPr>
+          <w:lang w:val="en-US"/>
+        </w:rPr>
+        <w:fldChar w:fldCharType="end"/>
+      </w:r>
       <w:bookmarkStart w:id="0" w:name="_GoBack"/>
       <w:bookmarkEnd w:id="0"/>
-      <w:r>
-        <w:rPr>
-          <w:color w:val="800080"/>
-          <w:u w:val="single"/>
-          <w:lang w:val="en-US"/>
-        </w:rPr>
-        <w:fldChar w:fldCharType="begin"/>
-      </w:r>
-      <w:r>
-        <w:rPr>
-          <w:color w:val="800080"/>
-          <w:u w:val="single"/>
-          <w:lang w:val="en-US"/>
-        </w:rPr>
-        <w:instrText xml:space="preserve"> HYPERLINK "kamalnath.onrender.com" </w:instrText>
-      </w:r>
-      <w:r>
-        <w:rPr>
-          <w:color w:val="800080"/>
-          <w:u w:val="single"/>
-          <w:lang w:val="en-US"/>
-        </w:rPr>
-        <w:fldChar w:fldCharType="separate"/>
-      </w:r>
-      <w:r>
-        <w:rPr>
-          <w:rStyle w:val="7"/>
-          <w:lang w:val="en-US"/>
-        </w:rPr>
-        <w:t>Portfolio</w:t>
-      </w:r>
-      <w:r>
-        <w:rPr>
-          <w:color w:val="800080"/>
-          <w:u w:val="single"/>
-          <w:lang w:val="en-US"/>
-        </w:rPr>
-        <w:fldChar w:fldCharType="end"/>
-      </w:r>
     </w:p>
     <w:p>
       <w:pPr>
